--- a/zhs/docx/062.content.docx
+++ b/zhs/docx/062.content.docx
@@ -245,108 +245,36 @@
         </w:rPr>
         <w:t>住在</w:t>
       </w:r>
-      <w:hyperlink r:id="rId13">
-        <w:r>
-          <w:rPr>
-            <w:lang w:val="zh_CN" w:bidi="zh_CN"/>
-          </w:rPr>
-          <w:rPr>
-            <w:color w:val="0000EE"/>
-            <w:u w:val="single"/>
-          </w:rPr>
-          <w:t>以色列</w:t>
-        </w:r>
-      </w:hyperlink>
-      <w:r>
-        <w:rPr>
-          <w:lang w:val="zh_CN" w:bidi="zh_CN"/>
-        </w:rPr>
-        <w:t>周围的族群</w:t>
-      </w:r>
-      <w:hyperlink r:id="rId14">
-        <w:r>
-          <w:rPr>
-            <w:lang w:val="zh_CN" w:bidi="zh_CN"/>
-          </w:rPr>
-          <w:rPr>
-            <w:color w:val="0000EE"/>
-            <w:u w:val="single"/>
-          </w:rPr>
-          <w:t>敬拜</w:t>
-        </w:r>
-      </w:hyperlink>
-      <w:r>
-        <w:rPr>
-          <w:lang w:val="zh_CN" w:bidi="zh_CN"/>
-        </w:rPr>
-        <w:t>许多不同的</w:t>
-      </w:r>
-      <w:hyperlink r:id="rId15">
-        <w:r>
-          <w:rPr>
-            <w:lang w:val="zh_CN" w:bidi="zh_CN"/>
-          </w:rPr>
-          <w:rPr>
-            <w:color w:val="0000EE"/>
-            <w:u w:val="single"/>
-          </w:rPr>
-          <w:t>神明</w:t>
-        </w:r>
-      </w:hyperlink>
-      <w:r>
-        <w:rPr>
-          <w:lang w:val="zh_CN" w:bidi="zh_CN"/>
-        </w:rPr>
-        <w:t>，并且有许多神殿。 但神允许</w:t>
-      </w:r>
-      <w:hyperlink r:id="rId16">
-        <w:r>
-          <w:rPr>
-            <w:lang w:val="zh_CN" w:bidi="zh_CN"/>
-          </w:rPr>
-          <w:rPr>
-            <w:color w:val="0000EE"/>
-            <w:u w:val="single"/>
-          </w:rPr>
-          <w:t>以色列人</w:t>
-        </w:r>
-      </w:hyperlink>
-      <w:r>
-        <w:rPr>
-          <w:lang w:val="zh_CN" w:bidi="zh_CN"/>
-        </w:rPr>
-        <w:t>单单敬拜祂，并且允许只能有一座圣殿。 这圣殿在</w:t>
-      </w:r>
-      <w:hyperlink r:id="rId17">
-        <w:r>
-          <w:rPr>
-            <w:lang w:val="zh_CN" w:bidi="zh_CN"/>
-          </w:rPr>
-          <w:rPr>
-            <w:color w:val="0000EE"/>
-            <w:u w:val="single"/>
-          </w:rPr>
-          <w:t>耶路撒冷</w:t>
-        </w:r>
-      </w:hyperlink>
+      <w:r>
+        <w:rPr>
+          <w:lang w:val="zh_CN" w:bidi="zh_CN"/>
+        </w:rPr>
+        <w:t>以色列</w:t>
+      </w:r>
+      <w:r>
+        <w:rPr>
+          <w:lang w:val="zh_CN" w:bidi="zh_CN"/>
+        </w:rPr>
+        <w:t>周围的族群敬拜许多不同的神明，并且有许多神殿。 但神允许以色列人单单敬拜祂，并且允许只能有一座圣殿。 这圣殿在</w:t>
+      </w:r>
+      <w:r>
+        <w:rPr>
+          <w:lang w:val="zh_CN" w:bidi="zh_CN"/>
+        </w:rPr>
+        <w:t>耶路撒冷</w:t>
+      </w:r>
       <w:r>
         <w:rPr>
           <w:lang w:val="zh_CN" w:bidi="zh_CN"/>
         </w:rPr>
         <w:t>，这是</w:t>
       </w:r>
-      <w:hyperlink r:id="rId18">
-        <w:r>
-          <w:rPr>
-            <w:lang w:val="zh_CN" w:bidi="zh_CN"/>
-          </w:rPr>
-          <w:rPr>
-            <w:color w:val="0000EE"/>
-            <w:u w:val="single"/>
-          </w:rPr>
-          <w:t>犹太人</w:t>
-        </w:r>
-      </w:hyperlink>
+      <w:r>
+        <w:rPr>
+          <w:lang w:val="zh_CN" w:bidi="zh_CN"/>
+        </w:rPr>
+        <w:t>犹太人</w:t>
+      </w:r>
       <w:r>
         <w:rPr>
           <w:lang w:val="zh_CN" w:bidi="zh_CN"/>
@@ -365,74 +293,38 @@
         <w:rPr>
           <w:lang w:val="zh_CN" w:bidi="zh_CN"/>
         </w:rPr>
-        <w:t>在耶稣出生前的几千年，神将</w:t>
-      </w:r>
-      <w:hyperlink r:id="rId19">
-        <w:r>
-          <w:rPr>
-            <w:lang w:val="zh_CN" w:bidi="zh_CN"/>
-          </w:rPr>
-          <w:rPr>
-            <w:color w:val="0000EE"/>
-            <w:u w:val="single"/>
-          </w:rPr>
-          <w:t>亚伯拉罕</w:t>
-        </w:r>
-      </w:hyperlink>
-      <w:r>
-        <w:rPr>
-          <w:lang w:val="zh_CN" w:bidi="zh_CN"/>
-        </w:rPr>
-        <w:t>的后裔以色列人从埃及的奴役中解放出来。 以色列人的领袖是摩西。 神指示摩西，关于以色列人敬拜神的正确方式。 因为神是</w:t>
-      </w:r>
-      <w:hyperlink r:id="rId20">
-        <w:r>
-          <w:rPr>
-            <w:lang w:val="zh_CN" w:bidi="zh_CN"/>
-          </w:rPr>
-          <w:rPr>
-            <w:color w:val="0000EE"/>
-            <w:u w:val="single"/>
-          </w:rPr>
-          <w:t>圣洁的</w:t>
-        </w:r>
-      </w:hyperlink>
+        <w:t>在耶稣出生前的几千年，神将亚伯拉罕的后裔以色列人从埃及的奴役中解放出来。 以色列人的领袖是摩西。 神指示摩西，关于以色列人敬拜神的正确方式。 因为神是</w:t>
+      </w:r>
+      <w:r>
+        <w:rPr>
+          <w:lang w:val="zh_CN" w:bidi="zh_CN"/>
+        </w:rPr>
+        <w:t>圣洁的</w:t>
+      </w:r>
       <w:r>
         <w:rPr>
           <w:lang w:val="zh_CN" w:bidi="zh_CN"/>
         </w:rPr>
         <w:t>，人是</w:t>
       </w:r>
-      <w:hyperlink r:id="rId21">
-        <w:r>
-          <w:rPr>
-            <w:lang w:val="zh_CN" w:bidi="zh_CN"/>
-          </w:rPr>
-          <w:rPr>
-            <w:color w:val="0000EE"/>
-            <w:u w:val="single"/>
-          </w:rPr>
-          <w:t>有罪的</w:t>
-        </w:r>
-      </w:hyperlink>
+      <w:r>
+        <w:rPr>
+          <w:lang w:val="zh_CN" w:bidi="zh_CN"/>
+        </w:rPr>
+        <w:t>有罪的</w:t>
+      </w:r>
       <w:r>
         <w:rPr>
           <w:lang w:val="zh_CN" w:bidi="zh_CN"/>
         </w:rPr>
         <w:t xml:space="preserve">，所以人不能照著他们本来的样子来到神面前。 神不能容忍罪，任何直接来到神面前的人都会死。 但在那个时候，神使人们有可以通过献祭和其他使人洁净的仪式来到祂面前。 </w:t>
       </w:r>
-      <w:hyperlink r:id="rId22">
-        <w:r>
-          <w:rPr>
-            <w:lang w:val="zh_CN" w:bidi="zh_CN"/>
-          </w:rPr>
-          <w:rPr>
-            <w:color w:val="0000EE"/>
-            <w:u w:val="single"/>
-          </w:rPr>
-          <w:t>洁净</w:t>
-        </w:r>
-      </w:hyperlink>
+      <w:r>
+        <w:rPr>
+          <w:lang w:val="zh_CN" w:bidi="zh_CN"/>
+        </w:rPr>
+        <w:t>洁净</w:t>
+      </w:r>
       <w:r>
         <w:rPr>
           <w:lang w:val="zh_CN" w:bidi="zh_CN"/>
@@ -453,18 +345,12 @@
         </w:rPr>
         <w:t>神告诉摩西建造一个特别的</w:t>
       </w:r>
-      <w:hyperlink r:id="rId23">
-        <w:r>
-          <w:rPr>
-            <w:lang w:val="zh_CN" w:bidi="zh_CN"/>
-          </w:rPr>
-          <w:rPr>
-            <w:color w:val="0000EE"/>
-            <w:u w:val="single"/>
-          </w:rPr>
-          <w:t>会幕</w:t>
-        </w:r>
-      </w:hyperlink>
+      <w:r>
+        <w:rPr>
+          <w:lang w:val="zh_CN" w:bidi="zh_CN"/>
+        </w:rPr>
+        <w:t>会幕</w:t>
+      </w:r>
       <w:r>
         <w:rPr>
           <w:lang w:val="zh_CN" w:bidi="zh_CN"/>
@@ -485,36 +371,24 @@
         </w:rPr>
         <w:t>很久之后，当</w:t>
       </w:r>
-      <w:hyperlink r:id="rId24">
-        <w:r>
-          <w:rPr>
-            <w:lang w:val="zh_CN" w:bidi="zh_CN"/>
-          </w:rPr>
-          <w:rPr>
-            <w:color w:val="0000EE"/>
-            <w:u w:val="single"/>
-          </w:rPr>
-          <w:t>大卫</w:t>
-        </w:r>
-      </w:hyperlink>
+      <w:r>
+        <w:rPr>
+          <w:lang w:val="zh_CN" w:bidi="zh_CN"/>
+        </w:rPr>
+        <w:t>大卫</w:t>
+      </w:r>
       <w:r>
         <w:rPr>
           <w:lang w:val="zh_CN" w:bidi="zh_CN"/>
         </w:rPr>
         <w:t>作以色列</w:t>
       </w:r>
-      <w:hyperlink r:id="rId25">
-        <w:r>
-          <w:rPr>
-            <w:lang w:val="zh_CN" w:bidi="zh_CN"/>
-          </w:rPr>
-          <w:rPr>
-            <w:color w:val="0000EE"/>
-            <w:u w:val="single"/>
-          </w:rPr>
-          <w:t>王</w:t>
-        </w:r>
-      </w:hyperlink>
+      <w:r>
+        <w:rPr>
+          <w:lang w:val="zh_CN" w:bidi="zh_CN"/>
+        </w:rPr>
+        <w:t>王</w:t>
+      </w:r>
       <w:r>
         <w:rPr>
           <w:lang w:val="zh_CN" w:bidi="zh_CN"/>
@@ -535,18 +409,12 @@
         </w:rPr>
         <w:t>大卫的儿子所罗门王确实为神建造了一座非常雄伟的圣殿。 即便如此，所罗门意识到神太伟大了，不能真正住在圣殿中；他说，即使是</w:t>
       </w:r>
-      <w:hyperlink r:id="rId26">
-        <w:r>
-          <w:rPr>
-            <w:lang w:val="zh_CN" w:bidi="zh_CN"/>
-          </w:rPr>
-          <w:rPr>
-            <w:color w:val="0000EE"/>
-            <w:u w:val="single"/>
-          </w:rPr>
-          <w:t>天</w:t>
-        </w:r>
-      </w:hyperlink>
+      <w:r>
+        <w:rPr>
+          <w:lang w:val="zh_CN" w:bidi="zh_CN"/>
+        </w:rPr>
+        <w:t>天</w:t>
+      </w:r>
       <w:r>
         <w:rPr>
           <w:lang w:val="zh_CN" w:bidi="zh_CN"/>
@@ -581,18 +449,12 @@
         </w:rPr>
         <w:t>但许多年后，神允许以色列人——那个时候他们更常被称为</w:t>
       </w:r>
-      <w:hyperlink r:id="rId18">
-        <w:r>
-          <w:rPr>
-            <w:lang w:val="zh_CN" w:bidi="zh_CN"/>
-          </w:rPr>
-          <w:rPr>
-            <w:color w:val="0000EE"/>
-            <w:u w:val="single"/>
-          </w:rPr>
-          <w:t>犹太人</w:t>
-        </w:r>
-      </w:hyperlink>
+      <w:r>
+        <w:rPr>
+          <w:lang w:val="zh_CN" w:bidi="zh_CN"/>
+        </w:rPr>
+        <w:t>犹太人</w:t>
+      </w:r>
       <w:r>
         <w:rPr>
           <w:lang w:val="zh_CN" w:bidi="zh_CN"/>
@@ -627,90 +489,36 @@
         </w:rPr>
         <w:t>所有这些圣殿，以及便携式的会幕，都具有相同的基本结构，并且都进行相同的仪式。 圣殿前有一个院子。 这是</w:t>
       </w:r>
-      <w:hyperlink r:id="rId27">
-        <w:r>
-          <w:rPr>
-            <w:lang w:val="zh_CN" w:bidi="zh_CN"/>
-          </w:rPr>
-          <w:rPr>
-            <w:color w:val="0000EE"/>
-            <w:u w:val="single"/>
-          </w:rPr>
-          <w:t>祭司</w:t>
-        </w:r>
-      </w:hyperlink>
-      <w:r>
-        <w:rPr>
-          <w:lang w:val="zh_CN" w:bidi="zh_CN"/>
-        </w:rPr>
-        <w:t xml:space="preserve">和利未人为以色列人献祭的地方。 </w:t>
-      </w:r>
-      <w:hyperlink r:id="rId28">
-        <w:r>
-          <w:rPr>
-            <w:lang w:val="zh_CN" w:bidi="zh_CN"/>
-          </w:rPr>
-          <w:rPr>
-            <w:color w:val="0000EE"/>
-            <w:u w:val="single"/>
-          </w:rPr>
-          <w:t>利未人</w:t>
-        </w:r>
-      </w:hyperlink>
-      <w:r>
-        <w:rPr>
-          <w:lang w:val="zh_CN" w:bidi="zh_CN"/>
-        </w:rPr>
-        <w:t>是利未的</w:t>
-      </w:r>
-      <w:hyperlink r:id="rId29">
-        <w:r>
-          <w:rPr>
-            <w:lang w:val="zh_CN" w:bidi="zh_CN"/>
-          </w:rPr>
-          <w:rPr>
-            <w:color w:val="0000EE"/>
-            <w:u w:val="single"/>
-          </w:rPr>
-          <w:t>后裔</w:t>
-        </w:r>
-      </w:hyperlink>
-      <w:r>
-        <w:rPr>
-          <w:lang w:val="zh_CN" w:bidi="zh_CN"/>
-        </w:rPr>
-        <w:t xml:space="preserve">，利未是亚伯拉罕的曾孙之一。 神将利未人分别出来，要他们看守神的圣殿。 祭司是利未人，他们的特殊任务是献祭。 </w:t>
-      </w:r>
-      <w:hyperlink r:id="rId30">
-        <w:r>
-          <w:rPr>
-            <w:lang w:val="zh_CN" w:bidi="zh_CN"/>
-          </w:rPr>
-          <w:rPr>
-            <w:color w:val="0000EE"/>
-            <w:u w:val="single"/>
-          </w:rPr>
-          <w:t>献祭</w:t>
-        </w:r>
-      </w:hyperlink>
+      <w:r>
+        <w:rPr>
+          <w:lang w:val="zh_CN" w:bidi="zh_CN"/>
+        </w:rPr>
+        <w:t>祭司</w:t>
+      </w:r>
+      <w:r>
+        <w:rPr>
+          <w:lang w:val="zh_CN" w:bidi="zh_CN"/>
+        </w:rPr>
+        <w:t xml:space="preserve">和利未人为以色列人献祭的地方。 利未人是利未的后裔，利未是亚伯拉罕的曾孙之一。 神将利未人分别出来，要他们看守神的圣殿。 祭司是利未人，他们的特殊任务是献祭。 </w:t>
+      </w:r>
+      <w:r>
+        <w:rPr>
+          <w:lang w:val="zh_CN" w:bidi="zh_CN"/>
+        </w:rPr>
+        <w:t>献祭</w:t>
+      </w:r>
       <w:r>
         <w:rPr>
           <w:lang w:val="zh_CN" w:bidi="zh_CN"/>
         </w:rPr>
         <w:t>是人们为了感谢神或祈求神的</w:t>
       </w:r>
-      <w:hyperlink r:id="rId31">
-        <w:r>
-          <w:rPr>
-            <w:lang w:val="zh_CN" w:bidi="zh_CN"/>
-          </w:rPr>
-          <w:rPr>
-            <w:color w:val="0000EE"/>
-            <w:u w:val="single"/>
-          </w:rPr>
-          <w:t>赦</w:t>
-        </w:r>
-      </w:hyperlink>
+      <w:r>
+        <w:rPr>
+          <w:lang w:val="zh_CN" w:bidi="zh_CN"/>
+        </w:rPr>
+        <w:t>赦</w:t>
+      </w:r>
       <w:r>
         <w:rPr>
           <w:lang w:val="zh_CN" w:bidi="zh_CN"/>
@@ -731,72 +539,36 @@
         </w:rPr>
         <w:t>会幕本身被分成两部分。 第一部分被称为"圣所"。 只有祭司才能进入那个地方。 这个地方里有一张桌子，放着12个饼，祭司每周更换；一盏</w:t>
       </w:r>
-      <w:hyperlink r:id="rId32">
-        <w:r>
-          <w:rPr>
-            <w:lang w:val="zh_CN" w:bidi="zh_CN"/>
-          </w:rPr>
-          <w:rPr>
-            <w:color w:val="0000EE"/>
-            <w:u w:val="single"/>
-          </w:rPr>
-          <w:t>油灯</w:t>
-        </w:r>
-      </w:hyperlink>
-      <w:r>
-        <w:rPr>
-          <w:lang w:val="zh_CN" w:bidi="zh_CN"/>
-        </w:rPr>
-        <w:t>始终燃烧著，还有一座小</w:t>
-      </w:r>
-      <w:hyperlink r:id="rId33">
-        <w:r>
-          <w:rPr>
-            <w:lang w:val="zh_CN" w:bidi="zh_CN"/>
-          </w:rPr>
-          <w:rPr>
-            <w:color w:val="0000EE"/>
-            <w:u w:val="single"/>
-          </w:rPr>
-          <w:t>祭坛</w:t>
-        </w:r>
-      </w:hyperlink>
-      <w:r>
-        <w:rPr>
-          <w:lang w:val="zh_CN" w:bidi="zh_CN"/>
-        </w:rPr>
-        <w:t>，祭司在其上燃烧带香味的香料。 所有这些物品都是象征或图象，具有更大的意义。 祭司吃饼，可能象征著与神一起吃饭；这表明了人们可以与神保持良好的关系。 圣经中的油通常象征著</w:t>
-      </w:r>
-      <w:hyperlink r:id="rId34">
-        <w:r>
-          <w:rPr>
-            <w:lang w:val="zh_CN" w:bidi="zh_CN"/>
-          </w:rPr>
-          <w:rPr>
-            <w:color w:val="0000EE"/>
-            <w:u w:val="single"/>
-          </w:rPr>
-          <w:t>圣灵</w:t>
-        </w:r>
-      </w:hyperlink>
+      <w:r>
+        <w:rPr>
+          <w:lang w:val="zh_CN" w:bidi="zh_CN"/>
+        </w:rPr>
+        <w:t>油灯</w:t>
+      </w:r>
+      <w:r>
+        <w:rPr>
+          <w:lang w:val="zh_CN" w:bidi="zh_CN"/>
+        </w:rPr>
+        <w:t>始终燃烧著，还有一座小祭坛，祭司在其上燃烧带香味的香料。 所有这些物品都是象征或图象，具有更大的意义。 祭司吃饼，可能象征著与神一起吃饭；这表明了人们可以与神保持良好的关系。 圣经中的油通常象征著</w:t>
+      </w:r>
+      <w:r>
+        <w:rPr>
+          <w:lang w:val="zh_CN" w:bidi="zh_CN"/>
+        </w:rPr>
+        <w:t>圣灵</w:t>
+      </w:r>
       <w:r>
         <w:rPr>
           <w:lang w:val="zh_CN" w:bidi="zh_CN"/>
         </w:rPr>
         <w:t>，象征著神的大能。 因此，油灯象征著神与百姓同在。 香气中的香料象征著人们向神献上的</w:t>
       </w:r>
-      <w:hyperlink r:id="rId35">
-        <w:r>
-          <w:rPr>
-            <w:lang w:val="zh_CN" w:bidi="zh_CN"/>
-          </w:rPr>
-          <w:rPr>
-            <w:color w:val="0000EE"/>
-            <w:u w:val="single"/>
-          </w:rPr>
-          <w:t>祷告</w:t>
-        </w:r>
-      </w:hyperlink>
+      <w:r>
+        <w:rPr>
+          <w:lang w:val="zh_CN" w:bidi="zh_CN"/>
+        </w:rPr>
+        <w:t>祷告</w:t>
+      </w:r>
       <w:r>
         <w:rPr>
           <w:lang w:val="zh_CN" w:bidi="zh_CN"/>
@@ -815,56 +587,14 @@
         <w:rPr>
           <w:lang w:val="zh_CN" w:bidi="zh_CN"/>
         </w:rPr>
-        <w:t>圣所的尽头挂着一层沉重的幔子。 这幅幔子的后面是至圣所。 这个圣所内有木箱做成的</w:t>
-      </w:r>
-      <w:hyperlink r:id="rId36">
-        <w:r>
-          <w:rPr>
-            <w:lang w:val="zh_CN" w:bidi="zh_CN"/>
-          </w:rPr>
-          <w:rPr>
-            <w:color w:val="0000EE"/>
-            <w:u w:val="single"/>
-          </w:rPr>
-          <w:t>约柜</w:t>
-        </w:r>
-      </w:hyperlink>
-      <w:r>
-        <w:rPr>
-          <w:lang w:val="zh_CN" w:bidi="zh_CN"/>
-        </w:rPr>
-        <w:t>。 这是最神圣的地方，因为神自己就在这个地方。 只有</w:t>
-      </w:r>
-      <w:hyperlink r:id="rId37">
-        <w:r>
-          <w:rPr>
-            <w:lang w:val="zh_CN" w:bidi="zh_CN"/>
-          </w:rPr>
-          <w:rPr>
-            <w:color w:val="0000EE"/>
-            <w:u w:val="single"/>
-          </w:rPr>
-          <w:t>大祭司</w:t>
-        </w:r>
-      </w:hyperlink>
-      <w:r>
-        <w:rPr>
-          <w:lang w:val="zh_CN" w:bidi="zh_CN"/>
-        </w:rPr>
-        <w:t>，也就是最重要的祭司，才能进入这个地方，而且他每年只能进入一次。 这发生在"赎罪日"，也就是赦免的大日子。 即使以色列人一年中都请求神饶恕他们的罪，但每年都有一次，大祭司会为所有的人在过去一年不知不觉所犯的罪请求饶恕。 人们所犯的罪使会幕</w:t>
-      </w:r>
-      <w:hyperlink r:id="rId22">
-        <w:r>
-          <w:rPr>
-            <w:lang w:val="zh_CN" w:bidi="zh_CN"/>
-          </w:rPr>
-          <w:rPr>
-            <w:color w:val="0000EE"/>
-            <w:u w:val="single"/>
-          </w:rPr>
-          <w:t>不洁净</w:t>
-        </w:r>
-      </w:hyperlink>
+        <w:t>圣所的尽头挂着一层沉重的幔子。 这幅幔子的后面是至圣所。 这个圣所内有木箱做成的约柜。 这是最神圣的地方，因为神自己就在这个地方。 只有大祭司，也就是最重要的祭司，才能进入这个地方，而且他每年只能进入一次。 这发生在"赎罪日"，也就是赦免的大日子。 即使以色列人一年中都请求神饶恕他们的罪，但每年都有一次，大祭司会为所有的人在过去一年不知不觉所犯的罪请求饶恕。 人们所犯的罪使会幕</w:t>
+      </w:r>
+      <w:r>
+        <w:rPr>
+          <w:lang w:val="zh_CN" w:bidi="zh_CN"/>
+        </w:rPr>
+        <w:t>不洁净</w:t>
+      </w:r>
       <w:r>
         <w:rPr>
           <w:lang w:val="zh_CN" w:bidi="zh_CN"/>
@@ -951,18 +681,12 @@
         </w:rPr>
         <w:t>才能进入圣殿，只有大祭司才能穿过厚重的幔子，进入至圣所。 这一切都向人们表明了神是多么圣洁，祂是多么的不同，并且与人有所分别。 当耶稣死在</w:t>
       </w:r>
-      <w:hyperlink r:id="rId38">
-        <w:r>
-          <w:rPr>
-            <w:lang w:val="zh_CN" w:bidi="zh_CN"/>
-          </w:rPr>
-          <w:rPr>
-            <w:color w:val="0000EE"/>
-            <w:u w:val="single"/>
-          </w:rPr>
-          <w:t>十字架</w:t>
-        </w:r>
-      </w:hyperlink>
+      <w:r>
+        <w:rPr>
+          <w:lang w:val="zh_CN" w:bidi="zh_CN"/>
+        </w:rPr>
+        <w:t>十字架</w:t>
+      </w:r>
       <w:r>
         <w:rPr>
           <w:lang w:val="zh_CN" w:bidi="zh_CN"/>
@@ -995,43 +719,7 @@
         <w:rPr>
           <w:lang w:val="zh_CN" w:bidi="zh_CN"/>
         </w:rPr>
-        <w:t>保罗在他的信中告诉人们，</w:t>
-      </w:r>
-      <w:hyperlink r:id="rId39">
-        <w:r>
-          <w:rPr>
-            <w:lang w:val="zh_CN" w:bidi="zh_CN"/>
-          </w:rPr>
-          <w:rPr>
-            <w:color w:val="0000EE"/>
-            <w:u w:val="single"/>
-          </w:rPr>
-          <w:t>教会</w:t>
-        </w:r>
-      </w:hyperlink>
-      <w:r>
-        <w:rPr>
-          <w:lang w:val="zh_CN" w:bidi="zh_CN"/>
-        </w:rPr>
-        <w:t>，现在在耶稣里的</w:t>
-      </w:r>
-      <w:hyperlink r:id="rId40">
-        <w:r>
-          <w:rPr>
-            <w:lang w:val="zh_CN" w:bidi="zh_CN"/>
-          </w:rPr>
-          <w:rPr>
-            <w:color w:val="0000EE"/>
-            <w:u w:val="single"/>
-          </w:rPr>
-          <w:t>信徒</w:t>
-        </w:r>
-      </w:hyperlink>
-      <w:r>
-        <w:rPr>
-          <w:lang w:val="zh_CN" w:bidi="zh_CN"/>
-        </w:rPr>
-        <w:t>，就是神的圣殿。 信徒的团体是神在地上居住的地方，也是人们可以与神相遇的地方。</w:t>
+        <w:t>保罗在他的信中告诉人们，教会，现在在耶稣里的信徒，就是神的圣殿。 信徒的团体是神在地上居住的地方，也是人们可以与神相遇的地方。</w:t>
       </w:r>
     </w:p>
     <w:p>
@@ -1145,25 +833,7 @@
         <w:rPr>
           <w:lang w:val="zh_CN" w:bidi="zh_CN"/>
         </w:rPr>
-        <w:t>圣经也提到一些献给其他人所敬拜的神的圣殿，例如士师记中的大衮庙，或使徒行传中的亚底米庙。 这些圣殿与耶路撒冷的圣殿非常不同，并且总是包含</w:t>
-      </w:r>
-      <w:hyperlink r:id="rId41">
-        <w:r>
-          <w:rPr>
-            <w:lang w:val="zh_CN" w:bidi="zh_CN"/>
-          </w:rPr>
-          <w:rPr>
-            <w:color w:val="0000EE"/>
-            <w:u w:val="single"/>
-          </w:rPr>
-          <w:t>偶像</w:t>
-        </w:r>
-      </w:hyperlink>
-      <w:r>
-        <w:rPr>
-          <w:lang w:val="zh_CN" w:bidi="zh_CN"/>
-        </w:rPr>
-        <w:t>，即这些神的雕像。 神的圣殿没有雕像，因为神禁止人们制造神的形像。</w:t>
+        <w:t>圣经也提到一些献给其他人所敬拜的神的圣殿，例如士师记中的大衮庙，或使徒行传中的亚底米庙。 这些圣殿与耶路撒冷的圣殿非常不同，并且总是包含偶像，即这些神的雕像。 神的圣殿没有雕像，因为神禁止人们制造神的形像。</w:t>
       </w:r>
     </w:p>
     <w:p>
@@ -1294,18 +964,12 @@
         </w:rPr>
         <w:t>记住，你也需要一个不同的词来表示</w:t>
       </w:r>
-      <w:hyperlink r:id="rId23">
-        <w:r>
-          <w:rPr>
-            <w:lang w:val="zh_CN" w:bidi="zh_CN"/>
-          </w:rPr>
-          <w:rPr>
-            <w:color w:val="0000EE"/>
-            <w:u w:val="single"/>
-          </w:rPr>
-          <w:t>会幕</w:t>
-        </w:r>
-      </w:hyperlink>
+      <w:r>
+        <w:rPr>
+          <w:lang w:val="zh_CN" w:bidi="zh_CN"/>
+        </w:rPr>
+        <w:t>会幕</w:t>
+      </w:r>
       <w:r>
         <w:rPr>
           <w:lang w:val="zh_CN" w:bidi="zh_CN"/>
@@ -1326,18 +990,12 @@
         </w:rPr>
         <w:t>另外，要小心，不要让人们与你为</w:t>
       </w:r>
-      <w:hyperlink r:id="rId42">
-        <w:r>
-          <w:rPr>
-            <w:lang w:val="zh_CN" w:bidi="zh_CN"/>
-          </w:rPr>
-          <w:rPr>
-            <w:color w:val="0000EE"/>
-            <w:u w:val="single"/>
-          </w:rPr>
-          <w:t>会堂</w:t>
-        </w:r>
-      </w:hyperlink>
+      <w:r>
+        <w:rPr>
+          <w:lang w:val="zh_CN" w:bidi="zh_CN"/>
+        </w:rPr>
+        <w:t>会堂</w:t>
+      </w:r>
       <w:r>
         <w:rPr>
           <w:lang w:val="zh_CN" w:bidi="zh_CN"/>
@@ -1425,7 +1083,7 @@
           <w:lang w:val="zh_CN" w:bidi="zh_CN"/>
         </w:rPr>
       </w:r>
-      <w:hyperlink r:id="rId43">
+      <w:hyperlink r:id="rId13">
         <w:r>
           <w:rPr>
             <w:lang w:val="zh_CN" w:bidi="zh_CN"/>
@@ -1532,102 +1190,48 @@
         </w:rPr>
         <w:t>任何有神的地方都会成为圣洁的。 因为人是</w:t>
       </w:r>
-      <w:hyperlink r:id="rId21">
-        <w:r>
-          <w:rPr>
-            <w:lang w:val="zh_CN" w:bidi="zh_CN"/>
-          </w:rPr>
-          <w:rPr>
-            <w:color w:val="0000EE"/>
-            <w:u w:val="single"/>
-          </w:rPr>
-          <w:t>有罪的</w:t>
-        </w:r>
-      </w:hyperlink>
-      <w:r>
-        <w:rPr>
-          <w:lang w:val="zh_CN" w:bidi="zh_CN"/>
-        </w:rPr>
-        <w:t>，所以不能直接来到神面前。 如果他们这样做，神可能会杀了他们！ 在旧约中，神使</w:t>
-      </w:r>
-      <w:hyperlink r:id="rId16">
-        <w:r>
-          <w:rPr>
-            <w:lang w:val="zh_CN" w:bidi="zh_CN"/>
-          </w:rPr>
-          <w:rPr>
-            <w:color w:val="0000EE"/>
-            <w:u w:val="single"/>
-          </w:rPr>
-          <w:t>以色列人</w:t>
-        </w:r>
-      </w:hyperlink>
-      <w:r>
-        <w:rPr>
-          <w:lang w:val="zh_CN" w:bidi="zh_CN"/>
-        </w:rPr>
-        <w:t>有可能通过</w:t>
-      </w:r>
-      <w:hyperlink r:id="rId44">
-        <w:r>
-          <w:rPr>
-            <w:lang w:val="zh_CN" w:bidi="zh_CN"/>
-          </w:rPr>
-          <w:rPr>
-            <w:color w:val="0000EE"/>
-            <w:u w:val="single"/>
-          </w:rPr>
-          <w:t>圣殿</w:t>
-        </w:r>
-      </w:hyperlink>
-      <w:hyperlink r:id="rId14">
-        <w:r>
-          <w:rPr>
-            <w:lang w:val="zh_CN" w:bidi="zh_CN"/>
-          </w:rPr>
-          <w:rPr>
-            <w:color w:val="0000EE"/>
-            <w:u w:val="single"/>
-          </w:rPr>
-          <w:t>敬拜</w:t>
-        </w:r>
-      </w:hyperlink>
-      <w:r>
-        <w:rPr>
-          <w:lang w:val="zh_CN" w:bidi="zh_CN"/>
-        </w:rPr>
-        <w:t>安全地来到祂面前。 如果人们遵守神赐给他们的关于如何接近神的规则，他们就会是安全的。 以色列人必须遵守某些仪式，才能在神面前被接纳。 这被称为"洁净自己"，或"变得</w:t>
-      </w:r>
-      <w:hyperlink r:id="rId22">
-        <w:r>
-          <w:rPr>
-            <w:lang w:val="zh_CN" w:bidi="zh_CN"/>
-          </w:rPr>
-          <w:rPr>
-            <w:color w:val="0000EE"/>
-            <w:u w:val="single"/>
-          </w:rPr>
-          <w:t>洁净</w:t>
-        </w:r>
-      </w:hyperlink>
+      <w:r>
+        <w:rPr>
+          <w:lang w:val="zh_CN" w:bidi="zh_CN"/>
+        </w:rPr>
+        <w:t>有罪的</w:t>
+      </w:r>
+      <w:r>
+        <w:rPr>
+          <w:lang w:val="zh_CN" w:bidi="zh_CN"/>
+        </w:rPr>
+        <w:t>，所以不能直接来到神面前。 如果他们这样做，神可能会杀了他们！ 在旧约中，神使以色列人有可能通过</w:t>
+      </w:r>
+      <w:r>
+        <w:rPr>
+          <w:lang w:val="zh_CN" w:bidi="zh_CN"/>
+        </w:rPr>
+        <w:t>圣殿</w:t>
+      </w:r>
+      <w:r>
+        <w:rPr>
+          <w:lang w:val="zh_CN" w:bidi="zh_CN"/>
+        </w:rPr>
+        <w:t>敬拜安全地来到祂面前。 如果人们遵守神赐给他们的关于如何接近神的规则，他们就会是安全的。 以色列人必须遵守某些仪式，才能在神面前被接纳。 这被称为"洁净自己"，或"变得</w:t>
+      </w:r>
+      <w:r>
+        <w:rPr>
+          <w:lang w:val="zh_CN" w:bidi="zh_CN"/>
+        </w:rPr>
+        <w:t>洁净</w:t>
+      </w:r>
       <w:r>
         <w:rPr>
           <w:lang w:val="zh_CN" w:bidi="zh_CN"/>
         </w:rPr>
         <w:t>"。 这些仪式涉及洗澡、洗衣服，以及远离某些食物或活动。 人们也需要向神</w:t>
       </w:r>
-      <w:hyperlink r:id="rId30">
-        <w:r>
-          <w:rPr>
-            <w:lang w:val="zh_CN" w:bidi="zh_CN"/>
-          </w:rPr>
-          <w:rPr>
-            <w:color w:val="0000EE"/>
-            <w:u w:val="single"/>
-          </w:rPr>
-          <w:t>献祭</w:t>
-        </w:r>
-      </w:hyperlink>
+      <w:r>
+        <w:rPr>
+          <w:lang w:val="zh_CN" w:bidi="zh_CN"/>
+        </w:rPr>
+        <w:t>献祭</w:t>
+      </w:r>
       <w:r>
         <w:rPr>
           <w:lang w:val="zh_CN" w:bidi="zh_CN"/>
@@ -1648,59 +1252,17 @@
         </w:rPr>
         <w:t>神拣选了以色列人作祂圣洁的子民，为要事奉神。 因此，</w:t>
       </w:r>
-      <w:hyperlink r:id="rId45">
-        <w:r>
-          <w:rPr>
-            <w:lang w:val="zh_CN" w:bidi="zh_CN"/>
-          </w:rPr>
-          <w:rPr>
-            <w:color w:val="0000EE"/>
-            <w:u w:val="single"/>
-          </w:rPr>
-          <w:t>以色列人</w:t>
-        </w:r>
-      </w:hyperlink>
-      <w:r>
-        <w:rPr>
-          <w:lang w:val="zh_CN" w:bidi="zh_CN"/>
-        </w:rPr>
-        <w:t>必须与他们周围的其它国家不同。 为了成为圣洁，他们必须以正确的方式敬拜神。 他们也必须遵守神的</w:t>
-      </w:r>
-      <w:hyperlink r:id="rId46">
-        <w:r>
-          <w:rPr>
-            <w:lang w:val="zh_CN" w:bidi="zh_CN"/>
-          </w:rPr>
-          <w:rPr>
-            <w:color w:val="0000EE"/>
-            <w:u w:val="single"/>
-          </w:rPr>
-          <w:t>诫命</w:t>
-        </w:r>
-      </w:hyperlink>
-      <w:r>
-        <w:rPr>
-          <w:lang w:val="zh_CN" w:bidi="zh_CN"/>
-        </w:rPr>
-        <w:t>，其中包括以爱和</w:t>
-      </w:r>
-      <w:hyperlink r:id="rId47">
-        <w:r>
-          <w:rPr>
-            <w:lang w:val="zh_CN" w:bidi="zh_CN"/>
-          </w:rPr>
-          <w:rPr>
-            <w:color w:val="0000EE"/>
-            <w:u w:val="single"/>
-          </w:rPr>
-          <w:t>公义</w:t>
-        </w:r>
-      </w:hyperlink>
-      <w:r>
-        <w:rPr>
-          <w:lang w:val="zh_CN" w:bidi="zh_CN"/>
-        </w:rPr>
-        <w:t>彼此相待。</w:t>
+      <w:r>
+        <w:rPr>
+          <w:lang w:val="zh_CN" w:bidi="zh_CN"/>
+        </w:rPr>
+        <w:t>以色列人</w:t>
+      </w:r>
+      <w:r>
+        <w:rPr>
+          <w:lang w:val="zh_CN" w:bidi="zh_CN"/>
+        </w:rPr>
+        <w:t>必须与他们周围的其它国家不同。 为了成为圣洁，他们必须以正确的方式敬拜神。 他们也必须遵守神的诫命，其中包括以爱和公义彼此相待。</w:t>
       </w:r>
     </w:p>
     <w:p>
@@ -1738,18 +1300,12 @@
           <w:lang w:val="zh_CN" w:bidi="zh_CN"/>
         </w:rPr>
       </w:r>
-      <w:hyperlink r:id="rId34">
-        <w:r>
-          <w:rPr>
-            <w:lang w:val="zh_CN" w:bidi="zh_CN"/>
-          </w:rPr>
-          <w:rPr>
-            <w:color w:val="0000EE"/>
-            <w:u w:val="single"/>
-          </w:rPr>
-          <w:t>圣灵</w:t>
-        </w:r>
-      </w:hyperlink>
+      <w:r>
+        <w:rPr>
+          <w:lang w:val="zh_CN" w:bidi="zh_CN"/>
+        </w:rPr>
+        <w:t>圣灵</w:t>
+      </w:r>
       <w:r>
         <w:rPr>
           <w:lang w:val="zh_CN" w:bidi="zh_CN"/>
@@ -1768,25 +1324,7 @@
         <w:rPr>
           <w:lang w:val="zh_CN" w:bidi="zh_CN"/>
         </w:rPr>
-        <w:t>当人们开始信靠耶稣并接受圣灵时，他们也成为圣洁。 正如神呼召以色列人成为一群圣洁的子民一样，祂现在呼召祂所有的儿女也都成为圣洁的子民。 当人们开始跟随耶稣时，圣灵在他们的心中作工，改变他们，使他们变得越来越像耶稣，使他们越来越圣洁，或者为神的特殊目的而被分别。 圣灵的这项工作被称为</w:t>
-      </w:r>
-      <w:hyperlink r:id="rId48">
-        <w:r>
-          <w:rPr>
-            <w:lang w:val="zh_CN" w:bidi="zh_CN"/>
-          </w:rPr>
-          <w:rPr>
-            <w:color w:val="0000EE"/>
-            <w:u w:val="single"/>
-          </w:rPr>
-          <w:t>成圣</w:t>
-        </w:r>
-      </w:hyperlink>
-      <w:r>
-        <w:rPr>
-          <w:lang w:val="zh_CN" w:bidi="zh_CN"/>
-        </w:rPr>
-        <w:t>。</w:t>
+        <w:t>当人们开始信靠耶稣并接受圣灵时，他们也成为圣洁。 正如神呼召以色列人成为一群圣洁的子民一样，祂现在呼召祂所有的儿女也都成为圣洁的子民。 当人们开始跟随耶稣时，圣灵在他们的心中作工，改变他们，使他们变得越来越像耶稣，使他们越来越圣洁，或者为神的特殊目的而被分别。 圣灵的这项工作被称为成圣。</w:t>
       </w:r>
       <w:r>
         <w:rPr>
@@ -1841,7 +1379,7 @@
           <w:lang w:val="zh_CN" w:bidi="zh_CN"/>
         </w:rPr>
       </w:r>
-      <w:hyperlink r:id="rId43">
+      <w:hyperlink r:id="rId13">
         <w:r>
           <w:rPr>
             <w:lang w:val="zh_CN" w:bidi="zh_CN"/>
@@ -1967,18 +1505,12 @@
         </w:rPr>
         <w:t>神的圣灵是来自神的能力。 这种能力创造、赐予生命、施行</w:t>
       </w:r>
-      <w:hyperlink r:id="rId49">
-        <w:r>
-          <w:rPr>
-            <w:lang w:val="zh_CN" w:bidi="zh_CN"/>
-          </w:rPr>
-          <w:rPr>
-            <w:color w:val="0000EE"/>
-            <w:u w:val="single"/>
-          </w:rPr>
-          <w:t>神迹</w:t>
-        </w:r>
-      </w:hyperlink>
+      <w:r>
+        <w:rPr>
+          <w:lang w:val="zh_CN" w:bidi="zh_CN"/>
+        </w:rPr>
+        <w:t>神迹</w:t>
+      </w:r>
       <w:r>
         <w:rPr>
           <w:lang w:val="zh_CN" w:bidi="zh_CN"/>
@@ -1999,36 +1531,24 @@
         </w:rPr>
         <w:t>当神的圣灵降临在一个人的身上时，这个人就获得一种特殊的权柄或能力。 这可能意味着体力、特殊的</w:t>
       </w:r>
-      <w:hyperlink r:id="rId50">
-        <w:r>
-          <w:rPr>
-            <w:lang w:val="zh_CN" w:bidi="zh_CN"/>
-          </w:rPr>
-          <w:rPr>
-            <w:color w:val="0000EE"/>
-            <w:u w:val="single"/>
-          </w:rPr>
-          <w:t>智慧</w:t>
-        </w:r>
-      </w:hyperlink>
+      <w:r>
+        <w:rPr>
+          <w:lang w:val="zh_CN" w:bidi="zh_CN"/>
+        </w:rPr>
+        <w:t>智慧</w:t>
+      </w:r>
       <w:r>
         <w:rPr>
           <w:lang w:val="zh_CN" w:bidi="zh_CN"/>
         </w:rPr>
         <w:t>，或者清楚了解神的旨意。 圣灵将神的信息赐给</w:t>
       </w:r>
-      <w:hyperlink r:id="rId51">
-        <w:r>
-          <w:rPr>
-            <w:lang w:val="zh_CN" w:bidi="zh_CN"/>
-          </w:rPr>
-          <w:rPr>
-            <w:color w:val="0000EE"/>
-            <w:u w:val="single"/>
-          </w:rPr>
-          <w:t>先知</w:t>
-        </w:r>
-      </w:hyperlink>
+      <w:r>
+        <w:rPr>
+          <w:lang w:val="zh_CN" w:bidi="zh_CN"/>
+        </w:rPr>
+        <w:t>先知</w:t>
+      </w:r>
       <w:r>
         <w:rPr>
           <w:lang w:val="zh_CN" w:bidi="zh_CN"/>
@@ -2049,41 +1569,17 @@
         </w:rPr>
         <w:t>圣灵使人们有可能成为耶稣的追随者。 当人们开始跟随耶稣时，圣灵在他们的心中作工，帮助他们的行为越来越像耶稣，使他们越来越</w:t>
       </w:r>
-      <w:hyperlink r:id="rId20">
-        <w:r>
-          <w:rPr>
-            <w:lang w:val="zh_CN" w:bidi="zh_CN"/>
-          </w:rPr>
-          <w:rPr>
-            <w:color w:val="0000EE"/>
-            <w:u w:val="single"/>
-          </w:rPr>
-          <w:t>圣洁</w:t>
-        </w:r>
-      </w:hyperlink>
-      <w:r>
-        <w:rPr>
-          <w:lang w:val="zh_CN" w:bidi="zh_CN"/>
-        </w:rPr>
-        <w:t>。 圣灵的这项工作被称为</w:t>
-      </w:r>
-      <w:hyperlink r:id="rId48">
-        <w:r>
-          <w:rPr>
-            <w:lang w:val="zh_CN" w:bidi="zh_CN"/>
-          </w:rPr>
-          <w:rPr>
-            <w:color w:val="0000EE"/>
-            <w:u w:val="single"/>
-          </w:rPr>
-          <w:t>成圣</w:t>
-        </w:r>
-      </w:hyperlink>
-      <w:r>
-        <w:rPr>
-          <w:lang w:val="zh_CN" w:bidi="zh_CN"/>
-        </w:rPr>
-        <w:t>。</w:t>
+      <w:r>
+        <w:rPr>
+          <w:lang w:val="zh_CN" w:bidi="zh_CN"/>
+        </w:rPr>
+        <w:t>圣洁</w:t>
+      </w:r>
+      <w:r>
+        <w:rPr>
+          <w:lang w:val="zh_CN" w:bidi="zh_CN"/>
+        </w:rPr>
+        <w:t>。 圣灵的这项工作被称为成圣。</w:t>
       </w:r>
     </w:p>
     <w:p>
@@ -2099,72 +1595,36 @@
         </w:rPr>
         <w:t>圣灵不仅是一种能力，也是一个位格本身。 举例来说，我们知道这一点，因为圣经说使圣灵忧伤是可能的。 圣灵是三位一体的一部分，神是一位，但由三个位格组成。 父神、神子耶稣和圣灵是三个不同的位格，但祂们同为一位神。 我们看到当耶稣的</w:t>
       </w:r>
-      <w:hyperlink r:id="rId52">
-        <w:r>
-          <w:rPr>
-            <w:lang w:val="zh_CN" w:bidi="zh_CN"/>
-          </w:rPr>
-          <w:rPr>
-            <w:color w:val="0000EE"/>
-            <w:u w:val="single"/>
-          </w:rPr>
-          <w:t>洗礼</w:t>
-        </w:r>
-      </w:hyperlink>
+      <w:r>
+        <w:rPr>
+          <w:lang w:val="zh_CN" w:bidi="zh_CN"/>
+        </w:rPr>
+        <w:t>洗礼</w:t>
+      </w:r>
       <w:r>
         <w:rPr>
           <w:lang w:val="zh_CN" w:bidi="zh_CN"/>
         </w:rPr>
         <w:t>时，三位一体的三位成员都在，圣灵降临在耶稣身上，神的声音从</w:t>
       </w:r>
-      <w:hyperlink r:id="rId26">
-        <w:r>
-          <w:rPr>
-            <w:lang w:val="zh_CN" w:bidi="zh_CN"/>
-          </w:rPr>
-          <w:rPr>
-            <w:color w:val="0000EE"/>
-            <w:u w:val="single"/>
-          </w:rPr>
-          <w:t>天堂</w:t>
-        </w:r>
-      </w:hyperlink>
-      <w:r>
-        <w:rPr>
-          <w:lang w:val="zh_CN" w:bidi="zh_CN"/>
-        </w:rPr>
-        <w:t>说话，。 圣经并没有任何地方使用三位一体这个词，但</w:t>
-      </w:r>
-      <w:hyperlink r:id="rId39">
-        <w:r>
-          <w:rPr>
-            <w:lang w:val="zh_CN" w:bidi="zh_CN"/>
-          </w:rPr>
-          <w:rPr>
-            <w:color w:val="0000EE"/>
-            <w:u w:val="single"/>
-          </w:rPr>
-          <w:t>教会</w:t>
-        </w:r>
-      </w:hyperlink>
-      <w:r>
-        <w:rPr>
-          <w:lang w:val="zh_CN" w:bidi="zh_CN"/>
-        </w:rPr>
-        <w:t>在耶稣返回</w:t>
-      </w:r>
-      <w:hyperlink r:id="rId26">
-        <w:r>
-          <w:rPr>
-            <w:lang w:val="zh_CN" w:bidi="zh_CN"/>
-          </w:rPr>
-          <w:rPr>
-            <w:color w:val="0000EE"/>
-            <w:u w:val="single"/>
-          </w:rPr>
-          <w:t>天上</w:t>
-        </w:r>
-      </w:hyperlink>
+      <w:r>
+        <w:rPr>
+          <w:lang w:val="zh_CN" w:bidi="zh_CN"/>
+        </w:rPr>
+        <w:t>天堂</w:t>
+      </w:r>
+      <w:r>
+        <w:rPr>
+          <w:lang w:val="zh_CN" w:bidi="zh_CN"/>
+        </w:rPr>
+        <w:t>说话，。 圣经并没有任何地方使用三位一体这个词，但教会在耶稣返回</w:t>
+      </w:r>
+      <w:r>
+        <w:rPr>
+          <w:lang w:val="zh_CN" w:bidi="zh_CN"/>
+        </w:rPr>
+        <w:t>天上</w:t>
+      </w:r>
       <w:r>
         <w:rPr>
           <w:lang w:val="zh_CN" w:bidi="zh_CN"/>
@@ -2252,7 +1712,7 @@
           <w:lang w:val="zh_CN" w:bidi="zh_CN"/>
         </w:rPr>
       </w:r>
-      <w:hyperlink r:id="rId43">
+      <w:hyperlink r:id="rId13">
         <w:r>
           <w:rPr>
             <w:lang w:val="zh_CN" w:bidi="zh_CN"/>

--- a/zhs/docx/062.content.docx
+++ b/zhs/docx/062.content.docx
@@ -1057,23 +1057,115 @@
         <w:rPr>
           <w:lang w:val="zh_CN" w:bidi="zh_CN"/>
         </w:rPr>
+        <w:t>圣洁</w:t>
+      </w:r>
+      <w:r>
+        <w:rPr>
+          <w:lang w:val="zh_CN" w:bidi="zh_CN"/>
+        </w:rPr>
+      </w:r>
+    </w:p>
+    <w:p>
+      <w:pPr/>
+      <w:r>
+        <w:rPr>
+          <w:lang w:val="zh_CN" w:bidi="zh_CN"/>
+        </w:rPr>
+      </w:r>
+      <w:r>
+        <w:rPr>
+          <w:lang w:val="zh_CN" w:bidi="zh_CN"/>
+        </w:rPr>
+        <w:t>神是</w:t>
+      </w:r>
+      <w:r>
+        <w:rPr>
+          <w:b/>
+          <w:lang w:val="zh_CN" w:bidi="zh_CN"/>
+        </w:rPr>
+        <w:t>圣洁</w:t>
+      </w:r>
+      <w:r>
+        <w:rPr>
+          <w:lang w:val="zh_CN" w:bidi="zh_CN"/>
+        </w:rPr>
+        <w:t>的，这表示神是完全良善的，完全纯洁的，大有能力的，并且是有威严的。 这表示神是完整的、完全的、不变的。 但最重要的是，这表示神是神！</w:t>
+      </w:r>
+    </w:p>
+    <w:p>
+      <w:pPr/>
+      <w:r>
+        <w:rPr>
+          <w:lang w:val="zh_CN" w:bidi="zh_CN"/>
+        </w:rPr>
+      </w:r>
+      <w:r>
+        <w:rPr>
+          <w:lang w:val="zh_CN" w:bidi="zh_CN"/>
+        </w:rPr>
+        <w:t>任何献给神的地点、人或物都被称为圣洁的。 这意味着物或人是为了神的特殊目的而被分别出来的，它们不再是"普通的"或"一般的"，也不再用于普通或一般的目的。</w:t>
+      </w:r>
+    </w:p>
+    <w:p>
+      <w:pPr/>
+      <w:r>
+        <w:rPr>
+          <w:lang w:val="zh_CN" w:bidi="zh_CN"/>
+        </w:rPr>
+      </w:r>
+      <w:r>
+        <w:rPr>
+          <w:lang w:val="zh_CN" w:bidi="zh_CN"/>
+        </w:rPr>
+        <w:t>任何有神的地方都会成为圣洁的。 因为人是</w:t>
+      </w:r>
+      <w:r>
+        <w:rPr>
+          <w:lang w:val="zh_CN" w:bidi="zh_CN"/>
+        </w:rPr>
+        <w:t>有罪的</w:t>
+      </w:r>
+      <w:r>
+        <w:rPr>
+          <w:lang w:val="zh_CN" w:bidi="zh_CN"/>
+        </w:rPr>
+        <w:t>，所以不能直接来到神面前。 如果他们这样做，神可能会杀了他们！ 在旧约中，神使以色列人有可能通过</w:t>
+      </w:r>
+      <w:r>
+        <w:rPr>
+          <w:lang w:val="zh_CN" w:bidi="zh_CN"/>
+        </w:rPr>
         <w:t>圣殿</w:t>
       </w:r>
       <w:r>
         <w:rPr>
           <w:lang w:val="zh_CN" w:bidi="zh_CN"/>
         </w:rPr>
-      </w:r>
-    </w:p>
-    <w:p>
-      <w:pPr>
-        <w:pStyle w:val="Heading4"/>
-      </w:pPr>
-      <w:r>
-        <w:rPr>
-          <w:lang w:val="zh_CN" w:bidi="zh_CN"/>
-        </w:rPr>
-        <w:t>Audio Content</w:t>
+        <w:t>敬拜安全地来到祂面前。 如果人们遵守神赐给他们的关于如何接近神的规则，他们就会是安全的。 以色列人必须遵守某些仪式，才能在神面前被接纳。 这被称为"洁净自己"，或"变得</w:t>
+      </w:r>
+      <w:r>
+        <w:rPr>
+          <w:lang w:val="zh_CN" w:bidi="zh_CN"/>
+        </w:rPr>
+        <w:t>洁净</w:t>
+      </w:r>
+      <w:r>
+        <w:rPr>
+          <w:lang w:val="zh_CN" w:bidi="zh_CN"/>
+        </w:rPr>
+        <w:t>"。 这些仪式涉及洗澡、洗衣服，以及远离某些食物或活动。 人们也需要向神</w:t>
+      </w:r>
+      <w:r>
+        <w:rPr>
+          <w:lang w:val="zh_CN" w:bidi="zh_CN"/>
+        </w:rPr>
+        <w:t>献祭</w:t>
+      </w:r>
+      <w:r>
+        <w:rPr>
+          <w:lang w:val="zh_CN" w:bidi="zh_CN"/>
+        </w:rPr>
+        <w:t>。 这些关于为了敬拜神而保持洁净的规则提醒人们，神是圣洁的，与他们自己完全不同。</w:t>
       </w:r>
     </w:p>
     <w:p>
@@ -1083,33 +1175,23 @@
           <w:lang w:val="zh_CN" w:bidi="zh_CN"/>
         </w:rPr>
       </w:r>
-      <w:hyperlink r:id="rId13">
-        <w:r>
-          <w:rPr>
-            <w:lang w:val="zh_CN" w:bidi="zh_CN"/>
-          </w:rPr>
-          <w:rPr>
-            <w:color w:val="0000EE"/>
-            <w:u w:val="single"/>
-          </w:rPr>
-          <w:t>mp3 file</w:t>
-        </w:r>
-      </w:hyperlink>
-      <w:r>
-        <w:rPr>
-          <w:lang w:val="zh_CN" w:bidi="zh_CN"/>
-        </w:rPr>
-        <w:t xml:space="preserve"> (None KB)</w:t>
-      </w:r>
-      <w:r>
-        <w:rPr>
-          <w:lang w:val="zh_CN" w:bidi="zh_CN"/>
-        </w:rPr>
-      </w:r>
-      <w:r>
-        <w:rPr>
-          <w:lang w:val="zh_CN" w:bidi="zh_CN"/>
-        </w:rPr>
+      <w:r>
+        <w:rPr>
+          <w:lang w:val="zh_CN" w:bidi="zh_CN"/>
+        </w:rPr>
+        <w:t>神拣选了以色列人作祂圣洁的子民，为要事奉神。 因此，</w:t>
+      </w:r>
+      <w:r>
+        <w:rPr>
+          <w:lang w:val="zh_CN" w:bidi="zh_CN"/>
+        </w:rPr>
+        <w:t>以色列人</w:t>
+      </w:r>
+      <w:r>
+        <w:rPr>
+          <w:lang w:val="zh_CN" w:bidi="zh_CN"/>
+        </w:rPr>
+        <w:t>必须与他们周围的其它国家不同。 为了成为圣洁，他们必须以正确的方式敬拜神。 他们也必须遵守神的诫命，其中包括以爱和公义彼此相待。</w:t>
       </w:r>
     </w:p>
     <w:p>
@@ -1119,6 +1201,78 @@
           <w:lang w:val="zh_CN" w:bidi="zh_CN"/>
         </w:rPr>
       </w:r>
+      <w:r>
+        <w:rPr>
+          <w:lang w:val="zh_CN" w:bidi="zh_CN"/>
+        </w:rPr>
+        <w:t>物品也可以是圣洁的。 如果它们用于敬拜神，它们就会成为圣洁的。 一个被定为圣洁的物品只能用于敬拜神，不能用于普通的工作。</w:t>
+      </w:r>
+    </w:p>
+    <w:p>
+      <w:pPr/>
+      <w:r>
+        <w:rPr>
+          <w:lang w:val="zh_CN" w:bidi="zh_CN"/>
+        </w:rPr>
+      </w:r>
+      <w:r>
+        <w:rPr>
+          <w:lang w:val="zh_CN" w:bidi="zh_CN"/>
+        </w:rPr>
+        <w:t>在新约中，耶稣被称为圣洁的，因为祂是神。 一切关于神的都是真的，关于耶稣的也是真的。</w:t>
+      </w:r>
+    </w:p>
+    <w:p>
+      <w:pPr/>
+      <w:r>
+        <w:rPr>
+          <w:lang w:val="zh_CN" w:bidi="zh_CN"/>
+        </w:rPr>
+      </w:r>
+      <w:r>
+        <w:rPr>
+          <w:lang w:val="zh_CN" w:bidi="zh_CN"/>
+        </w:rPr>
+        <w:t>圣灵</w:t>
+      </w:r>
+      <w:r>
+        <w:rPr>
+          <w:lang w:val="zh_CN" w:bidi="zh_CN"/>
+        </w:rPr>
+        <w:t>被称为是圣洁的，因为祂是神的灵。</w:t>
+      </w:r>
+    </w:p>
+    <w:p>
+      <w:pPr/>
+      <w:r>
+        <w:rPr>
+          <w:lang w:val="zh_CN" w:bidi="zh_CN"/>
+        </w:rPr>
+      </w:r>
+      <w:r>
+        <w:rPr>
+          <w:lang w:val="zh_CN" w:bidi="zh_CN"/>
+        </w:rPr>
+        <w:t>当人们开始信靠耶稣并接受圣灵时，他们也成为圣洁。 正如神呼召以色列人成为一群圣洁的子民一样，祂现在呼召祂所有的儿女也都成为圣洁的子民。 当人们开始跟随耶稣时，圣灵在他们的心中作工，改变他们，使他们变得越来越像耶稣，使他们越来越圣洁，或者为神的特殊目的而被分别。 圣灵的这项工作被称为成圣。</w:t>
+      </w:r>
+      <w:r>
+        <w:rPr>
+          <w:lang w:val="zh_CN" w:bidi="zh_CN"/>
+        </w:rPr>
+      </w:r>
+      <w:r>
+        <w:rPr>
+          <w:lang w:val="zh_CN" w:bidi="zh_CN"/>
+        </w:rPr>
+      </w:r>
+    </w:p>
+    <w:p>
+      <w:pPr/>
+      <w:r>
+        <w:rPr>
+          <w:lang w:val="zh_CN" w:bidi="zh_CN"/>
+        </w:rPr>
+      </w:r>
     </w:p>
     <w:p>
       <w:pPr>
@@ -1128,12 +1282,162 @@
         <w:rPr>
           <w:lang w:val="zh_CN" w:bidi="zh_CN"/>
         </w:rPr>
+        <w:t>圣灵</w:t>
+      </w:r>
+      <w:r>
+        <w:rPr>
+          <w:lang w:val="zh_CN" w:bidi="zh_CN"/>
+        </w:rPr>
+      </w:r>
+    </w:p>
+    <w:p>
+      <w:pPr/>
+      <w:r>
+        <w:rPr>
+          <w:lang w:val="zh_CN" w:bidi="zh_CN"/>
+        </w:rPr>
+      </w:r>
+      <w:r>
+        <w:rPr>
+          <w:b/>
+          <w:lang w:val="zh_CN" w:bidi="zh_CN"/>
+        </w:rPr>
+        <w:t>圣灵</w:t>
+      </w:r>
+      <w:r>
+        <w:rPr>
+          <w:lang w:val="zh_CN" w:bidi="zh_CN"/>
+        </w:rPr>
+        <w:t>是</w:t>
+      </w:r>
+      <w:r>
+        <w:rPr>
+          <w:b/>
+          <w:lang w:val="zh_CN" w:bidi="zh_CN"/>
+        </w:rPr>
+        <w:t>神的灵</w:t>
+      </w:r>
+      <w:r>
+        <w:rPr>
+          <w:lang w:val="zh_CN" w:bidi="zh_CN"/>
+        </w:rPr>
+        <w:t>。 有时圣经称这为神的圣灵，</w:t>
+      </w:r>
+      <w:r>
+        <w:rPr>
+          <w:b/>
+          <w:lang w:val="zh_CN" w:bidi="zh_CN"/>
+        </w:rPr>
+        <w:t>主的灵</w:t>
+      </w:r>
+      <w:r>
+        <w:rPr>
+          <w:lang w:val="zh_CN" w:bidi="zh_CN"/>
+        </w:rPr>
+        <w:t>，或者有时只是称为</w:t>
+      </w:r>
+      <w:r>
+        <w:rPr>
+          <w:b/>
+          <w:lang w:val="zh_CN" w:bidi="zh_CN"/>
+        </w:rPr>
+        <w:t>灵</w:t>
+      </w:r>
+      <w:r>
+        <w:rPr>
+          <w:lang w:val="zh_CN" w:bidi="zh_CN"/>
+        </w:rPr>
+        <w:t>。</w:t>
+      </w:r>
+    </w:p>
+    <w:p>
+      <w:pPr/>
+      <w:r>
+        <w:rPr>
+          <w:lang w:val="zh_CN" w:bidi="zh_CN"/>
+        </w:rPr>
+      </w:r>
+      <w:r>
+        <w:rPr>
+          <w:lang w:val="zh_CN" w:bidi="zh_CN"/>
+        </w:rPr>
+        <w:t>神的圣灵是来自神的能力。 这种能力创造、赐予生命、施行</w:t>
+      </w:r>
+      <w:r>
+        <w:rPr>
+          <w:lang w:val="zh_CN" w:bidi="zh_CN"/>
+        </w:rPr>
+        <w:t>神迹</w:t>
+      </w:r>
+      <w:r>
+        <w:rPr>
+          <w:lang w:val="zh_CN" w:bidi="zh_CN"/>
+        </w:rPr>
+        <w:t>，并改变人。</w:t>
+      </w:r>
+    </w:p>
+    <w:p>
+      <w:pPr/>
+      <w:r>
+        <w:rPr>
+          <w:lang w:val="zh_CN" w:bidi="zh_CN"/>
+        </w:rPr>
+      </w:r>
+      <w:r>
+        <w:rPr>
+          <w:lang w:val="zh_CN" w:bidi="zh_CN"/>
+        </w:rPr>
+        <w:t>当神的圣灵降临在一个人的身上时，这个人就获得一种特殊的权柄或能力。 这可能意味着体力、特殊的</w:t>
+      </w:r>
+      <w:r>
+        <w:rPr>
+          <w:lang w:val="zh_CN" w:bidi="zh_CN"/>
+        </w:rPr>
+        <w:t>智慧</w:t>
+      </w:r>
+      <w:r>
+        <w:rPr>
+          <w:lang w:val="zh_CN" w:bidi="zh_CN"/>
+        </w:rPr>
+        <w:t>，或者清楚了解神的旨意。 圣灵将神的信息赐给</w:t>
+      </w:r>
+      <w:r>
+        <w:rPr>
+          <w:lang w:val="zh_CN" w:bidi="zh_CN"/>
+        </w:rPr>
+        <w:t>先知</w:t>
+      </w:r>
+      <w:r>
+        <w:rPr>
+          <w:lang w:val="zh_CN" w:bidi="zh_CN"/>
+        </w:rPr>
+        <w:t>，然后先知将这些信息分享给百姓。</w:t>
+      </w:r>
+    </w:p>
+    <w:p>
+      <w:pPr/>
+      <w:r>
+        <w:rPr>
+          <w:lang w:val="zh_CN" w:bidi="zh_CN"/>
+        </w:rPr>
+      </w:r>
+      <w:r>
+        <w:rPr>
+          <w:lang w:val="zh_CN" w:bidi="zh_CN"/>
+        </w:rPr>
+        <w:t>圣灵使人们有可能成为耶稣的追随者。 当人们开始跟随耶稣时，圣灵在他们的心中作工，帮助他们的行为越来越像耶稣，使他们越来越</w:t>
+      </w:r>
+      <w:r>
+        <w:rPr>
+          <w:lang w:val="zh_CN" w:bidi="zh_CN"/>
+        </w:rPr>
         <w:t>圣洁</w:t>
       </w:r>
       <w:r>
         <w:rPr>
           <w:lang w:val="zh_CN" w:bidi="zh_CN"/>
         </w:rPr>
+        <w:t>。 圣灵的这项工作被称为成圣。</w:t>
       </w:r>
     </w:p>
     <w:p>
@@ -1147,20 +1451,43 @@
         <w:rPr>
           <w:lang w:val="zh_CN" w:bidi="zh_CN"/>
         </w:rPr>
-        <w:t>神是</w:t>
-      </w:r>
-      <w:r>
-        <w:rPr>
-          <w:b/>
-          <w:lang w:val="zh_CN" w:bidi="zh_CN"/>
-        </w:rPr>
-        <w:t>圣洁</w:t>
-      </w:r>
-      <w:r>
-        <w:rPr>
-          <w:lang w:val="zh_CN" w:bidi="zh_CN"/>
-        </w:rPr>
-        <w:t>的，这表示神是完全良善的，完全纯洁的，大有能力的，并且是有威严的。 这表示神是完整的、完全的、不变的。 但最重要的是，这表示神是神！</w:t>
+        <w:t>圣灵不仅是一种能力，也是一个位格本身。 举例来说，我们知道这一点，因为圣经说使圣灵忧伤是可能的。 圣灵是三位一体的一部分，神是一位，但由三个位格组成。 父神、神子耶稣和圣灵是三个不同的位格，但祂们同为一位神。 我们看到当耶稣的</w:t>
+      </w:r>
+      <w:r>
+        <w:rPr>
+          <w:lang w:val="zh_CN" w:bidi="zh_CN"/>
+        </w:rPr>
+        <w:t>洗礼</w:t>
+      </w:r>
+      <w:r>
+        <w:rPr>
+          <w:lang w:val="zh_CN" w:bidi="zh_CN"/>
+        </w:rPr>
+        <w:t>时，三位一体的三位成员都在，圣灵降临在耶稣身上，神的声音从</w:t>
+      </w:r>
+      <w:r>
+        <w:rPr>
+          <w:lang w:val="zh_CN" w:bidi="zh_CN"/>
+        </w:rPr>
+        <w:t>天堂</w:t>
+      </w:r>
+      <w:r>
+        <w:rPr>
+          <w:lang w:val="zh_CN" w:bidi="zh_CN"/>
+        </w:rPr>
+        <w:t>说话，。 圣经并没有任何地方使用三位一体这个词，但教会在耶稣返回</w:t>
+      </w:r>
+      <w:r>
+        <w:rPr>
+          <w:lang w:val="zh_CN" w:bidi="zh_CN"/>
+        </w:rPr>
+        <w:t>天上</w:t>
+      </w:r>
+      <w:r>
+        <w:rPr>
+          <w:lang w:val="zh_CN" w:bidi="zh_CN"/>
+        </w:rPr>
+        <w:t>后的几代人开始使用这个词来描述神既是三又是一的奥秘。</w:t>
       </w:r>
     </w:p>
     <w:p>
@@ -1174,7 +1501,7 @@
         <w:rPr>
           <w:lang w:val="zh_CN" w:bidi="zh_CN"/>
         </w:rPr>
-        <w:t>任何献给神的地点、人或物都被称为圣洁的。 这意味着物或人是为了神的特殊目的而被分别出来的，它们不再是"普通的"或"一般的"，也不再用于普通或一般的目的。</w:t>
+        <w:t>在圣经所用的语言中，圣灵这个词与"风"和"呼吸"的意思相同。 我们可以理解为什么这些词语是相似的：它们都是不可见的，因此有点神秘，但非常重要。</w:t>
       </w:r>
     </w:p>
     <w:p>
@@ -1188,547 +1515,7 @@
         <w:rPr>
           <w:lang w:val="zh_CN" w:bidi="zh_CN"/>
         </w:rPr>
-        <w:t>任何有神的地方都会成为圣洁的。 因为人是</w:t>
-      </w:r>
-      <w:r>
-        <w:rPr>
-          <w:lang w:val="zh_CN" w:bidi="zh_CN"/>
-        </w:rPr>
-        <w:t>有罪的</w:t>
-      </w:r>
-      <w:r>
-        <w:rPr>
-          <w:lang w:val="zh_CN" w:bidi="zh_CN"/>
-        </w:rPr>
-        <w:t>，所以不能直接来到神面前。 如果他们这样做，神可能会杀了他们！ 在旧约中，神使以色列人有可能通过</w:t>
-      </w:r>
-      <w:r>
-        <w:rPr>
-          <w:lang w:val="zh_CN" w:bidi="zh_CN"/>
-        </w:rPr>
-        <w:t>圣殿</w:t>
-      </w:r>
-      <w:r>
-        <w:rPr>
-          <w:lang w:val="zh_CN" w:bidi="zh_CN"/>
-        </w:rPr>
-        <w:t>敬拜安全地来到祂面前。 如果人们遵守神赐给他们的关于如何接近神的规则，他们就会是安全的。 以色列人必须遵守某些仪式，才能在神面前被接纳。 这被称为"洁净自己"，或"变得</w:t>
-      </w:r>
-      <w:r>
-        <w:rPr>
-          <w:lang w:val="zh_CN" w:bidi="zh_CN"/>
-        </w:rPr>
-        <w:t>洁净</w:t>
-      </w:r>
-      <w:r>
-        <w:rPr>
-          <w:lang w:val="zh_CN" w:bidi="zh_CN"/>
-        </w:rPr>
-        <w:t>"。 这些仪式涉及洗澡、洗衣服，以及远离某些食物或活动。 人们也需要向神</w:t>
-      </w:r>
-      <w:r>
-        <w:rPr>
-          <w:lang w:val="zh_CN" w:bidi="zh_CN"/>
-        </w:rPr>
-        <w:t>献祭</w:t>
-      </w:r>
-      <w:r>
-        <w:rPr>
-          <w:lang w:val="zh_CN" w:bidi="zh_CN"/>
-        </w:rPr>
-        <w:t>。 这些关于为了敬拜神而保持洁净的规则提醒人们，神是圣洁的，与他们自己完全不同。</w:t>
-      </w:r>
-    </w:p>
-    <w:p>
-      <w:pPr/>
-      <w:r>
-        <w:rPr>
-          <w:lang w:val="zh_CN" w:bidi="zh_CN"/>
-        </w:rPr>
-      </w:r>
-      <w:r>
-        <w:rPr>
-          <w:lang w:val="zh_CN" w:bidi="zh_CN"/>
-        </w:rPr>
-        <w:t>神拣选了以色列人作祂圣洁的子民，为要事奉神。 因此，</w:t>
-      </w:r>
-      <w:r>
-        <w:rPr>
-          <w:lang w:val="zh_CN" w:bidi="zh_CN"/>
-        </w:rPr>
-        <w:t>以色列人</w:t>
-      </w:r>
-      <w:r>
-        <w:rPr>
-          <w:lang w:val="zh_CN" w:bidi="zh_CN"/>
-        </w:rPr>
-        <w:t>必须与他们周围的其它国家不同。 为了成为圣洁，他们必须以正确的方式敬拜神。 他们也必须遵守神的诫命，其中包括以爱和公义彼此相待。</w:t>
-      </w:r>
-    </w:p>
-    <w:p>
-      <w:pPr/>
-      <w:r>
-        <w:rPr>
-          <w:lang w:val="zh_CN" w:bidi="zh_CN"/>
-        </w:rPr>
-      </w:r>
-      <w:r>
-        <w:rPr>
-          <w:lang w:val="zh_CN" w:bidi="zh_CN"/>
-        </w:rPr>
-        <w:t>物品也可以是圣洁的。 如果它们用于敬拜神，它们就会成为圣洁的。 一个被定为圣洁的物品只能用于敬拜神，不能用于普通的工作。</w:t>
-      </w:r>
-    </w:p>
-    <w:p>
-      <w:pPr/>
-      <w:r>
-        <w:rPr>
-          <w:lang w:val="zh_CN" w:bidi="zh_CN"/>
-        </w:rPr>
-      </w:r>
-      <w:r>
-        <w:rPr>
-          <w:lang w:val="zh_CN" w:bidi="zh_CN"/>
-        </w:rPr>
-        <w:t>在新约中，耶稣被称为圣洁的，因为祂是神。 一切关于神的都是真的，关于耶稣的也是真的。</w:t>
-      </w:r>
-    </w:p>
-    <w:p>
-      <w:pPr/>
-      <w:r>
-        <w:rPr>
-          <w:lang w:val="zh_CN" w:bidi="zh_CN"/>
-        </w:rPr>
-      </w:r>
-      <w:r>
-        <w:rPr>
-          <w:lang w:val="zh_CN" w:bidi="zh_CN"/>
-        </w:rPr>
-        <w:t>圣灵</w:t>
-      </w:r>
-      <w:r>
-        <w:rPr>
-          <w:lang w:val="zh_CN" w:bidi="zh_CN"/>
-        </w:rPr>
-        <w:t>被称为是圣洁的，因为祂是神的灵。</w:t>
-      </w:r>
-    </w:p>
-    <w:p>
-      <w:pPr/>
-      <w:r>
-        <w:rPr>
-          <w:lang w:val="zh_CN" w:bidi="zh_CN"/>
-        </w:rPr>
-      </w:r>
-      <w:r>
-        <w:rPr>
-          <w:lang w:val="zh_CN" w:bidi="zh_CN"/>
-        </w:rPr>
-        <w:t>当人们开始信靠耶稣并接受圣灵时，他们也成为圣洁。 正如神呼召以色列人成为一群圣洁的子民一样，祂现在呼召祂所有的儿女也都成为圣洁的子民。 当人们开始跟随耶稣时，圣灵在他们的心中作工，改变他们，使他们变得越来越像耶稣，使他们越来越圣洁，或者为神的特殊目的而被分别。 圣灵的这项工作被称为成圣。</w:t>
-      </w:r>
-      <w:r>
-        <w:rPr>
-          <w:lang w:val="zh_CN" w:bidi="zh_CN"/>
-        </w:rPr>
-      </w:r>
-      <w:r>
-        <w:rPr>
-          <w:lang w:val="zh_CN" w:bidi="zh_CN"/>
-        </w:rPr>
-      </w:r>
-    </w:p>
-    <w:p>
-      <w:pPr/>
-      <w:r>
-        <w:rPr>
-          <w:lang w:val="zh_CN" w:bidi="zh_CN"/>
-        </w:rPr>
-      </w:r>
-    </w:p>
-    <w:p>
-      <w:pPr>
-        <w:pStyle w:val="Heading2"/>
-      </w:pPr>
-      <w:r>
-        <w:rPr>
-          <w:lang w:val="zh_CN" w:bidi="zh_CN"/>
-        </w:rPr>
-        <w:t>圣洁</w:t>
-      </w:r>
-      <w:r>
-        <w:rPr>
-          <w:lang w:val="zh_CN" w:bidi="zh_CN"/>
-        </w:rPr>
-      </w:r>
-    </w:p>
-    <w:p>
-      <w:pPr>
-        <w:pStyle w:val="Heading4"/>
-      </w:pPr>
-      <w:r>
-        <w:rPr>
-          <w:lang w:val="zh_CN" w:bidi="zh_CN"/>
-        </w:rPr>
-        <w:t>Audio Content</w:t>
-      </w:r>
-    </w:p>
-    <w:p>
-      <w:pPr/>
-      <w:r>
-        <w:rPr>
-          <w:lang w:val="zh_CN" w:bidi="zh_CN"/>
-        </w:rPr>
-      </w:r>
-      <w:hyperlink r:id="rId13">
-        <w:r>
-          <w:rPr>
-            <w:lang w:val="zh_CN" w:bidi="zh_CN"/>
-          </w:rPr>
-          <w:rPr>
-            <w:color w:val="0000EE"/>
-            <w:u w:val="single"/>
-          </w:rPr>
-          <w:t>mp3 file</w:t>
-        </w:r>
-      </w:hyperlink>
-      <w:r>
-        <w:rPr>
-          <w:lang w:val="zh_CN" w:bidi="zh_CN"/>
-        </w:rPr>
-        <w:t xml:space="preserve"> (None KB)</w:t>
-      </w:r>
-      <w:r>
-        <w:rPr>
-          <w:lang w:val="zh_CN" w:bidi="zh_CN"/>
-        </w:rPr>
-      </w:r>
-      <w:r>
-        <w:rPr>
-          <w:lang w:val="zh_CN" w:bidi="zh_CN"/>
-        </w:rPr>
-      </w:r>
-    </w:p>
-    <w:p>
-      <w:pPr/>
-      <w:r>
-        <w:rPr>
-          <w:lang w:val="zh_CN" w:bidi="zh_CN"/>
-        </w:rPr>
-      </w:r>
-    </w:p>
-    <w:p>
-      <w:pPr>
-        <w:pStyle w:val="Heading2"/>
-      </w:pPr>
-      <w:r>
-        <w:rPr>
-          <w:lang w:val="zh_CN" w:bidi="zh_CN"/>
-        </w:rPr>
-        <w:t>圣灵</w:t>
-      </w:r>
-      <w:r>
-        <w:rPr>
-          <w:lang w:val="zh_CN" w:bidi="zh_CN"/>
-        </w:rPr>
-      </w:r>
-    </w:p>
-    <w:p>
-      <w:pPr/>
-      <w:r>
-        <w:rPr>
-          <w:lang w:val="zh_CN" w:bidi="zh_CN"/>
-        </w:rPr>
-      </w:r>
-      <w:r>
-        <w:rPr>
-          <w:b/>
-          <w:lang w:val="zh_CN" w:bidi="zh_CN"/>
-        </w:rPr>
-        <w:t>圣灵</w:t>
-      </w:r>
-      <w:r>
-        <w:rPr>
-          <w:lang w:val="zh_CN" w:bidi="zh_CN"/>
-        </w:rPr>
-        <w:t>是</w:t>
-      </w:r>
-      <w:r>
-        <w:rPr>
-          <w:b/>
-          <w:lang w:val="zh_CN" w:bidi="zh_CN"/>
-        </w:rPr>
-        <w:t>神的灵</w:t>
-      </w:r>
-      <w:r>
-        <w:rPr>
-          <w:lang w:val="zh_CN" w:bidi="zh_CN"/>
-        </w:rPr>
-        <w:t>。 有时圣经称这为神的圣灵，</w:t>
-      </w:r>
-      <w:r>
-        <w:rPr>
-          <w:b/>
-          <w:lang w:val="zh_CN" w:bidi="zh_CN"/>
-        </w:rPr>
-        <w:t>主的灵</w:t>
-      </w:r>
-      <w:r>
-        <w:rPr>
-          <w:lang w:val="zh_CN" w:bidi="zh_CN"/>
-        </w:rPr>
-        <w:t>，或者有时只是称为</w:t>
-      </w:r>
-      <w:r>
-        <w:rPr>
-          <w:b/>
-          <w:lang w:val="zh_CN" w:bidi="zh_CN"/>
-        </w:rPr>
-        <w:t>灵</w:t>
-      </w:r>
-      <w:r>
-        <w:rPr>
-          <w:lang w:val="zh_CN" w:bidi="zh_CN"/>
-        </w:rPr>
-        <w:t>。</w:t>
-      </w:r>
-    </w:p>
-    <w:p>
-      <w:pPr/>
-      <w:r>
-        <w:rPr>
-          <w:lang w:val="zh_CN" w:bidi="zh_CN"/>
-        </w:rPr>
-      </w:r>
-      <w:r>
-        <w:rPr>
-          <w:lang w:val="zh_CN" w:bidi="zh_CN"/>
-        </w:rPr>
-        <w:t>神的圣灵是来自神的能力。 这种能力创造、赐予生命、施行</w:t>
-      </w:r>
-      <w:r>
-        <w:rPr>
-          <w:lang w:val="zh_CN" w:bidi="zh_CN"/>
-        </w:rPr>
-        <w:t>神迹</w:t>
-      </w:r>
-      <w:r>
-        <w:rPr>
-          <w:lang w:val="zh_CN" w:bidi="zh_CN"/>
-        </w:rPr>
-        <w:t>，并改变人。</w:t>
-      </w:r>
-    </w:p>
-    <w:p>
-      <w:pPr/>
-      <w:r>
-        <w:rPr>
-          <w:lang w:val="zh_CN" w:bidi="zh_CN"/>
-        </w:rPr>
-      </w:r>
-      <w:r>
-        <w:rPr>
-          <w:lang w:val="zh_CN" w:bidi="zh_CN"/>
-        </w:rPr>
-        <w:t>当神的圣灵降临在一个人的身上时，这个人就获得一种特殊的权柄或能力。 这可能意味着体力、特殊的</w:t>
-      </w:r>
-      <w:r>
-        <w:rPr>
-          <w:lang w:val="zh_CN" w:bidi="zh_CN"/>
-        </w:rPr>
-        <w:t>智慧</w:t>
-      </w:r>
-      <w:r>
-        <w:rPr>
-          <w:lang w:val="zh_CN" w:bidi="zh_CN"/>
-        </w:rPr>
-        <w:t>，或者清楚了解神的旨意。 圣灵将神的信息赐给</w:t>
-      </w:r>
-      <w:r>
-        <w:rPr>
-          <w:lang w:val="zh_CN" w:bidi="zh_CN"/>
-        </w:rPr>
-        <w:t>先知</w:t>
-      </w:r>
-      <w:r>
-        <w:rPr>
-          <w:lang w:val="zh_CN" w:bidi="zh_CN"/>
-        </w:rPr>
-        <w:t>，然后先知将这些信息分享给百姓。</w:t>
-      </w:r>
-    </w:p>
-    <w:p>
-      <w:pPr/>
-      <w:r>
-        <w:rPr>
-          <w:lang w:val="zh_CN" w:bidi="zh_CN"/>
-        </w:rPr>
-      </w:r>
-      <w:r>
-        <w:rPr>
-          <w:lang w:val="zh_CN" w:bidi="zh_CN"/>
-        </w:rPr>
-        <w:t>圣灵使人们有可能成为耶稣的追随者。 当人们开始跟随耶稣时，圣灵在他们的心中作工，帮助他们的行为越来越像耶稣，使他们越来越</w:t>
-      </w:r>
-      <w:r>
-        <w:rPr>
-          <w:lang w:val="zh_CN" w:bidi="zh_CN"/>
-        </w:rPr>
-        <w:t>圣洁</w:t>
-      </w:r>
-      <w:r>
-        <w:rPr>
-          <w:lang w:val="zh_CN" w:bidi="zh_CN"/>
-        </w:rPr>
-        <w:t>。 圣灵的这项工作被称为成圣。</w:t>
-      </w:r>
-    </w:p>
-    <w:p>
-      <w:pPr/>
-      <w:r>
-        <w:rPr>
-          <w:lang w:val="zh_CN" w:bidi="zh_CN"/>
-        </w:rPr>
-      </w:r>
-      <w:r>
-        <w:rPr>
-          <w:lang w:val="zh_CN" w:bidi="zh_CN"/>
-        </w:rPr>
-        <w:t>圣灵不仅是一种能力，也是一个位格本身。 举例来说，我们知道这一点，因为圣经说使圣灵忧伤是可能的。 圣灵是三位一体的一部分，神是一位，但由三个位格组成。 父神、神子耶稣和圣灵是三个不同的位格，但祂们同为一位神。 我们看到当耶稣的</w:t>
-      </w:r>
-      <w:r>
-        <w:rPr>
-          <w:lang w:val="zh_CN" w:bidi="zh_CN"/>
-        </w:rPr>
-        <w:t>洗礼</w:t>
-      </w:r>
-      <w:r>
-        <w:rPr>
-          <w:lang w:val="zh_CN" w:bidi="zh_CN"/>
-        </w:rPr>
-        <w:t>时，三位一体的三位成员都在，圣灵降临在耶稣身上，神的声音从</w:t>
-      </w:r>
-      <w:r>
-        <w:rPr>
-          <w:lang w:val="zh_CN" w:bidi="zh_CN"/>
-        </w:rPr>
-        <w:t>天堂</w:t>
-      </w:r>
-      <w:r>
-        <w:rPr>
-          <w:lang w:val="zh_CN" w:bidi="zh_CN"/>
-        </w:rPr>
-        <w:t>说话，。 圣经并没有任何地方使用三位一体这个词，但教会在耶稣返回</w:t>
-      </w:r>
-      <w:r>
-        <w:rPr>
-          <w:lang w:val="zh_CN" w:bidi="zh_CN"/>
-        </w:rPr>
-        <w:t>天上</w:t>
-      </w:r>
-      <w:r>
-        <w:rPr>
-          <w:lang w:val="zh_CN" w:bidi="zh_CN"/>
-        </w:rPr>
-        <w:t>后的几代人开始使用这个词来描述神既是三又是一的奥秘。</w:t>
-      </w:r>
-    </w:p>
-    <w:p>
-      <w:pPr/>
-      <w:r>
-        <w:rPr>
-          <w:lang w:val="zh_CN" w:bidi="zh_CN"/>
-        </w:rPr>
-      </w:r>
-      <w:r>
-        <w:rPr>
-          <w:lang w:val="zh_CN" w:bidi="zh_CN"/>
-        </w:rPr>
-        <w:t>在圣经所用的语言中，圣灵这个词与"风"和"呼吸"的意思相同。 我们可以理解为什么这些词语是相似的：它们都是不可见的，因此有点神秘，但非常重要。</w:t>
-      </w:r>
-    </w:p>
-    <w:p>
-      <w:pPr/>
-      <w:r>
-        <w:rPr>
-          <w:lang w:val="zh_CN" w:bidi="zh_CN"/>
-        </w:rPr>
-      </w:r>
-      <w:r>
-        <w:rPr>
-          <w:lang w:val="zh_CN" w:bidi="zh_CN"/>
-        </w:rPr>
         <w:t>有时我们不清楚在某些经文中，意思是"圣灵"、"风"还是"呼吸"。 事实上，这个词可以表示所有这些意思，这样的表达为这段经文增添了美丽和深度。</w:t>
-      </w:r>
-      <w:r>
-        <w:rPr>
-          <w:lang w:val="zh_CN" w:bidi="zh_CN"/>
-        </w:rPr>
-      </w:r>
-      <w:r>
-        <w:rPr>
-          <w:lang w:val="zh_CN" w:bidi="zh_CN"/>
-        </w:rPr>
-      </w:r>
-    </w:p>
-    <w:p>
-      <w:pPr/>
-      <w:r>
-        <w:rPr>
-          <w:lang w:val="zh_CN" w:bidi="zh_CN"/>
-        </w:rPr>
-      </w:r>
-    </w:p>
-    <w:p>
-      <w:pPr>
-        <w:pStyle w:val="Heading2"/>
-      </w:pPr>
-      <w:r>
-        <w:rPr>
-          <w:lang w:val="zh_CN" w:bidi="zh_CN"/>
-        </w:rPr>
-        <w:t>圣灵</w:t>
-      </w:r>
-      <w:r>
-        <w:rPr>
-          <w:lang w:val="zh_CN" w:bidi="zh_CN"/>
-        </w:rPr>
-      </w:r>
-    </w:p>
-    <w:p>
-      <w:pPr>
-        <w:pStyle w:val="Heading4"/>
-      </w:pPr>
-      <w:r>
-        <w:rPr>
-          <w:lang w:val="zh_CN" w:bidi="zh_CN"/>
-        </w:rPr>
-        <w:t>Audio Content</w:t>
-      </w:r>
-    </w:p>
-    <w:p>
-      <w:pPr/>
-      <w:r>
-        <w:rPr>
-          <w:lang w:val="zh_CN" w:bidi="zh_CN"/>
-        </w:rPr>
-      </w:r>
-      <w:hyperlink r:id="rId13">
-        <w:r>
-          <w:rPr>
-            <w:lang w:val="zh_CN" w:bidi="zh_CN"/>
-          </w:rPr>
-          <w:rPr>
-            <w:color w:val="0000EE"/>
-            <w:u w:val="single"/>
-          </w:rPr>
-          <w:t>mp3 file</w:t>
-        </w:r>
-      </w:hyperlink>
-      <w:r>
-        <w:rPr>
-          <w:lang w:val="zh_CN" w:bidi="zh_CN"/>
-        </w:rPr>
-        <w:t xml:space="preserve"> (None KB)</w:t>
       </w:r>
       <w:r>
         <w:rPr>

--- a/zhs/docx/062.content.docx
+++ b/zhs/docx/062.content.docx
@@ -245,36 +245,108 @@
         </w:rPr>
         <w:t>住在</w:t>
       </w:r>
-      <w:r>
-        <w:rPr>
-          <w:lang w:val="zh_CN" w:bidi="zh_CN"/>
-        </w:rPr>
-        <w:t>以色列</w:t>
-      </w:r>
-      <w:r>
-        <w:rPr>
-          <w:lang w:val="zh_CN" w:bidi="zh_CN"/>
-        </w:rPr>
-        <w:t>周围的族群敬拜许多不同的神明，并且有许多神殿。 但神允许以色列人单单敬拜祂，并且允许只能有一座圣殿。 这圣殿在</w:t>
-      </w:r>
-      <w:r>
-        <w:rPr>
-          <w:lang w:val="zh_CN" w:bidi="zh_CN"/>
-        </w:rPr>
-        <w:t>耶路撒冷</w:t>
-      </w:r>
+      <w:hyperlink r:id="rId13">
+        <w:r>
+          <w:rPr>
+            <w:lang w:val="zh_CN" w:bidi="zh_CN"/>
+          </w:rPr>
+          <w:rPr>
+            <w:color w:val="0000EE"/>
+            <w:u w:val="single"/>
+          </w:rPr>
+          <w:t>以色列</w:t>
+        </w:r>
+      </w:hyperlink>
+      <w:r>
+        <w:rPr>
+          <w:lang w:val="zh_CN" w:bidi="zh_CN"/>
+        </w:rPr>
+        <w:t>周围的族群</w:t>
+      </w:r>
+      <w:hyperlink r:id="rId14">
+        <w:r>
+          <w:rPr>
+            <w:lang w:val="zh_CN" w:bidi="zh_CN"/>
+          </w:rPr>
+          <w:rPr>
+            <w:color w:val="0000EE"/>
+            <w:u w:val="single"/>
+          </w:rPr>
+          <w:t>敬拜</w:t>
+        </w:r>
+      </w:hyperlink>
+      <w:r>
+        <w:rPr>
+          <w:lang w:val="zh_CN" w:bidi="zh_CN"/>
+        </w:rPr>
+        <w:t>许多不同的</w:t>
+      </w:r>
+      <w:hyperlink r:id="rId15">
+        <w:r>
+          <w:rPr>
+            <w:lang w:val="zh_CN" w:bidi="zh_CN"/>
+          </w:rPr>
+          <w:rPr>
+            <w:color w:val="0000EE"/>
+            <w:u w:val="single"/>
+          </w:rPr>
+          <w:t>神明</w:t>
+        </w:r>
+      </w:hyperlink>
+      <w:r>
+        <w:rPr>
+          <w:lang w:val="zh_CN" w:bidi="zh_CN"/>
+        </w:rPr>
+        <w:t>，并且有许多神殿。 但神允许</w:t>
+      </w:r>
+      <w:hyperlink r:id="rId16">
+        <w:r>
+          <w:rPr>
+            <w:lang w:val="zh_CN" w:bidi="zh_CN"/>
+          </w:rPr>
+          <w:rPr>
+            <w:color w:val="0000EE"/>
+            <w:u w:val="single"/>
+          </w:rPr>
+          <w:t>以色列人</w:t>
+        </w:r>
+      </w:hyperlink>
+      <w:r>
+        <w:rPr>
+          <w:lang w:val="zh_CN" w:bidi="zh_CN"/>
+        </w:rPr>
+        <w:t>单单敬拜祂，并且允许只能有一座圣殿。 这圣殿在</w:t>
+      </w:r>
+      <w:hyperlink r:id="rId17">
+        <w:r>
+          <w:rPr>
+            <w:lang w:val="zh_CN" w:bidi="zh_CN"/>
+          </w:rPr>
+          <w:rPr>
+            <w:color w:val="0000EE"/>
+            <w:u w:val="single"/>
+          </w:rPr>
+          <w:t>耶路撒冷</w:t>
+        </w:r>
+      </w:hyperlink>
       <w:r>
         <w:rPr>
           <w:lang w:val="zh_CN" w:bidi="zh_CN"/>
         </w:rPr>
         <w:t>，这是</w:t>
       </w:r>
-      <w:r>
-        <w:rPr>
-          <w:lang w:val="zh_CN" w:bidi="zh_CN"/>
-        </w:rPr>
-        <w:t>犹太人</w:t>
-      </w:r>
+      <w:hyperlink r:id="rId18">
+        <w:r>
+          <w:rPr>
+            <w:lang w:val="zh_CN" w:bidi="zh_CN"/>
+          </w:rPr>
+          <w:rPr>
+            <w:color w:val="0000EE"/>
+            <w:u w:val="single"/>
+          </w:rPr>
+          <w:t>犹太人</w:t>
+        </w:r>
+      </w:hyperlink>
       <w:r>
         <w:rPr>
           <w:lang w:val="zh_CN" w:bidi="zh_CN"/>
@@ -293,38 +365,74 @@
         <w:rPr>
           <w:lang w:val="zh_CN" w:bidi="zh_CN"/>
         </w:rPr>
-        <w:t>在耶稣出生前的几千年，神将亚伯拉罕的后裔以色列人从埃及的奴役中解放出来。 以色列人的领袖是摩西。 神指示摩西，关于以色列人敬拜神的正确方式。 因为神是</w:t>
-      </w:r>
-      <w:r>
-        <w:rPr>
-          <w:lang w:val="zh_CN" w:bidi="zh_CN"/>
-        </w:rPr>
-        <w:t>圣洁的</w:t>
-      </w:r>
+        <w:t>在耶稣出生前的几千年，神将</w:t>
+      </w:r>
+      <w:hyperlink r:id="rId19">
+        <w:r>
+          <w:rPr>
+            <w:lang w:val="zh_CN" w:bidi="zh_CN"/>
+          </w:rPr>
+          <w:rPr>
+            <w:color w:val="0000EE"/>
+            <w:u w:val="single"/>
+          </w:rPr>
+          <w:t>亚伯拉罕</w:t>
+        </w:r>
+      </w:hyperlink>
+      <w:r>
+        <w:rPr>
+          <w:lang w:val="zh_CN" w:bidi="zh_CN"/>
+        </w:rPr>
+        <w:t>的后裔以色列人从埃及的奴役中解放出来。 以色列人的领袖是摩西。 神指示摩西，关于以色列人敬拜神的正确方式。 因为神是</w:t>
+      </w:r>
+      <w:hyperlink r:id="rId20">
+        <w:r>
+          <w:rPr>
+            <w:lang w:val="zh_CN" w:bidi="zh_CN"/>
+          </w:rPr>
+          <w:rPr>
+            <w:color w:val="0000EE"/>
+            <w:u w:val="single"/>
+          </w:rPr>
+          <w:t>圣洁的</w:t>
+        </w:r>
+      </w:hyperlink>
       <w:r>
         <w:rPr>
           <w:lang w:val="zh_CN" w:bidi="zh_CN"/>
         </w:rPr>
         <w:t>，人是</w:t>
       </w:r>
-      <w:r>
-        <w:rPr>
-          <w:lang w:val="zh_CN" w:bidi="zh_CN"/>
-        </w:rPr>
-        <w:t>有罪的</w:t>
-      </w:r>
+      <w:hyperlink r:id="rId21">
+        <w:r>
+          <w:rPr>
+            <w:lang w:val="zh_CN" w:bidi="zh_CN"/>
+          </w:rPr>
+          <w:rPr>
+            <w:color w:val="0000EE"/>
+            <w:u w:val="single"/>
+          </w:rPr>
+          <w:t>有罪的</w:t>
+        </w:r>
+      </w:hyperlink>
       <w:r>
         <w:rPr>
           <w:lang w:val="zh_CN" w:bidi="zh_CN"/>
         </w:rPr>
         <w:t xml:space="preserve">，所以人不能照著他们本来的样子来到神面前。 神不能容忍罪，任何直接来到神面前的人都会死。 但在那个时候，神使人们有可以通过献祭和其他使人洁净的仪式来到祂面前。 </w:t>
       </w:r>
-      <w:r>
-        <w:rPr>
-          <w:lang w:val="zh_CN" w:bidi="zh_CN"/>
-        </w:rPr>
-        <w:t>洁净</w:t>
-      </w:r>
+      <w:hyperlink r:id="rId22">
+        <w:r>
+          <w:rPr>
+            <w:lang w:val="zh_CN" w:bidi="zh_CN"/>
+          </w:rPr>
+          <w:rPr>
+            <w:color w:val="0000EE"/>
+            <w:u w:val="single"/>
+          </w:rPr>
+          <w:t>洁净</w:t>
+        </w:r>
+      </w:hyperlink>
       <w:r>
         <w:rPr>
           <w:lang w:val="zh_CN" w:bidi="zh_CN"/>
@@ -345,12 +453,18 @@
         </w:rPr>
         <w:t>神告诉摩西建造一个特别的</w:t>
       </w:r>
-      <w:r>
-        <w:rPr>
-          <w:lang w:val="zh_CN" w:bidi="zh_CN"/>
-        </w:rPr>
-        <w:t>会幕</w:t>
-      </w:r>
+      <w:hyperlink r:id="rId23">
+        <w:r>
+          <w:rPr>
+            <w:lang w:val="zh_CN" w:bidi="zh_CN"/>
+          </w:rPr>
+          <w:rPr>
+            <w:color w:val="0000EE"/>
+            <w:u w:val="single"/>
+          </w:rPr>
+          <w:t>会幕</w:t>
+        </w:r>
+      </w:hyperlink>
       <w:r>
         <w:rPr>
           <w:lang w:val="zh_CN" w:bidi="zh_CN"/>
@@ -371,24 +485,36 @@
         </w:rPr>
         <w:t>很久之后，当</w:t>
       </w:r>
-      <w:r>
-        <w:rPr>
-          <w:lang w:val="zh_CN" w:bidi="zh_CN"/>
-        </w:rPr>
-        <w:t>大卫</w:t>
-      </w:r>
+      <w:hyperlink r:id="rId24">
+        <w:r>
+          <w:rPr>
+            <w:lang w:val="zh_CN" w:bidi="zh_CN"/>
+          </w:rPr>
+          <w:rPr>
+            <w:color w:val="0000EE"/>
+            <w:u w:val="single"/>
+          </w:rPr>
+          <w:t>大卫</w:t>
+        </w:r>
+      </w:hyperlink>
       <w:r>
         <w:rPr>
           <w:lang w:val="zh_CN" w:bidi="zh_CN"/>
         </w:rPr>
         <w:t>作以色列</w:t>
       </w:r>
-      <w:r>
-        <w:rPr>
-          <w:lang w:val="zh_CN" w:bidi="zh_CN"/>
-        </w:rPr>
-        <w:t>王</w:t>
-      </w:r>
+      <w:hyperlink r:id="rId25">
+        <w:r>
+          <w:rPr>
+            <w:lang w:val="zh_CN" w:bidi="zh_CN"/>
+          </w:rPr>
+          <w:rPr>
+            <w:color w:val="0000EE"/>
+            <w:u w:val="single"/>
+          </w:rPr>
+          <w:t>王</w:t>
+        </w:r>
+      </w:hyperlink>
       <w:r>
         <w:rPr>
           <w:lang w:val="zh_CN" w:bidi="zh_CN"/>
@@ -409,12 +535,18 @@
         </w:rPr>
         <w:t>大卫的儿子所罗门王确实为神建造了一座非常雄伟的圣殿。 即便如此，所罗门意识到神太伟大了，不能真正住在圣殿中；他说，即使是</w:t>
       </w:r>
-      <w:r>
-        <w:rPr>
-          <w:lang w:val="zh_CN" w:bidi="zh_CN"/>
-        </w:rPr>
-        <w:t>天</w:t>
-      </w:r>
+      <w:hyperlink r:id="rId26">
+        <w:r>
+          <w:rPr>
+            <w:lang w:val="zh_CN" w:bidi="zh_CN"/>
+          </w:rPr>
+          <w:rPr>
+            <w:color w:val="0000EE"/>
+            <w:u w:val="single"/>
+          </w:rPr>
+          <w:t>天</w:t>
+        </w:r>
+      </w:hyperlink>
       <w:r>
         <w:rPr>
           <w:lang w:val="zh_CN" w:bidi="zh_CN"/>
@@ -449,12 +581,18 @@
         </w:rPr>
         <w:t>但许多年后，神允许以色列人——那个时候他们更常被称为</w:t>
       </w:r>
-      <w:r>
-        <w:rPr>
-          <w:lang w:val="zh_CN" w:bidi="zh_CN"/>
-        </w:rPr>
-        <w:t>犹太人</w:t>
-      </w:r>
+      <w:hyperlink r:id="rId18">
+        <w:r>
+          <w:rPr>
+            <w:lang w:val="zh_CN" w:bidi="zh_CN"/>
+          </w:rPr>
+          <w:rPr>
+            <w:color w:val="0000EE"/>
+            <w:u w:val="single"/>
+          </w:rPr>
+          <w:t>犹太人</w:t>
+        </w:r>
+      </w:hyperlink>
       <w:r>
         <w:rPr>
           <w:lang w:val="zh_CN" w:bidi="zh_CN"/>
@@ -489,36 +627,90 @@
         </w:rPr>
         <w:t>所有这些圣殿，以及便携式的会幕，都具有相同的基本结构，并且都进行相同的仪式。 圣殿前有一个院子。 这是</w:t>
       </w:r>
-      <w:r>
-        <w:rPr>
-          <w:lang w:val="zh_CN" w:bidi="zh_CN"/>
-        </w:rPr>
-        <w:t>祭司</w:t>
-      </w:r>
-      <w:r>
-        <w:rPr>
-          <w:lang w:val="zh_CN" w:bidi="zh_CN"/>
-        </w:rPr>
-        <w:t xml:space="preserve">和利未人为以色列人献祭的地方。 利未人是利未的后裔，利未是亚伯拉罕的曾孙之一。 神将利未人分别出来，要他们看守神的圣殿。 祭司是利未人，他们的特殊任务是献祭。 </w:t>
-      </w:r>
-      <w:r>
-        <w:rPr>
-          <w:lang w:val="zh_CN" w:bidi="zh_CN"/>
-        </w:rPr>
-        <w:t>献祭</w:t>
-      </w:r>
+      <w:hyperlink r:id="rId27">
+        <w:r>
+          <w:rPr>
+            <w:lang w:val="zh_CN" w:bidi="zh_CN"/>
+          </w:rPr>
+          <w:rPr>
+            <w:color w:val="0000EE"/>
+            <w:u w:val="single"/>
+          </w:rPr>
+          <w:t>祭司</w:t>
+        </w:r>
+      </w:hyperlink>
+      <w:r>
+        <w:rPr>
+          <w:lang w:val="zh_CN" w:bidi="zh_CN"/>
+        </w:rPr>
+        <w:t xml:space="preserve">和利未人为以色列人献祭的地方。 </w:t>
+      </w:r>
+      <w:hyperlink r:id="rId28">
+        <w:r>
+          <w:rPr>
+            <w:lang w:val="zh_CN" w:bidi="zh_CN"/>
+          </w:rPr>
+          <w:rPr>
+            <w:color w:val="0000EE"/>
+            <w:u w:val="single"/>
+          </w:rPr>
+          <w:t>利未人</w:t>
+        </w:r>
+      </w:hyperlink>
+      <w:r>
+        <w:rPr>
+          <w:lang w:val="zh_CN" w:bidi="zh_CN"/>
+        </w:rPr>
+        <w:t>是利未的</w:t>
+      </w:r>
+      <w:hyperlink r:id="rId29">
+        <w:r>
+          <w:rPr>
+            <w:lang w:val="zh_CN" w:bidi="zh_CN"/>
+          </w:rPr>
+          <w:rPr>
+            <w:color w:val="0000EE"/>
+            <w:u w:val="single"/>
+          </w:rPr>
+          <w:t>后裔</w:t>
+        </w:r>
+      </w:hyperlink>
+      <w:r>
+        <w:rPr>
+          <w:lang w:val="zh_CN" w:bidi="zh_CN"/>
+        </w:rPr>
+        <w:t xml:space="preserve">，利未是亚伯拉罕的曾孙之一。 神将利未人分别出来，要他们看守神的圣殿。 祭司是利未人，他们的特殊任务是献祭。 </w:t>
+      </w:r>
+      <w:hyperlink r:id="rId30">
+        <w:r>
+          <w:rPr>
+            <w:lang w:val="zh_CN" w:bidi="zh_CN"/>
+          </w:rPr>
+          <w:rPr>
+            <w:color w:val="0000EE"/>
+            <w:u w:val="single"/>
+          </w:rPr>
+          <w:t>献祭</w:t>
+        </w:r>
+      </w:hyperlink>
       <w:r>
         <w:rPr>
           <w:lang w:val="zh_CN" w:bidi="zh_CN"/>
         </w:rPr>
         <w:t>是人们为了感谢神或祈求神的</w:t>
       </w:r>
-      <w:r>
-        <w:rPr>
-          <w:lang w:val="zh_CN" w:bidi="zh_CN"/>
-        </w:rPr>
-        <w:t>赦</w:t>
-      </w:r>
+      <w:hyperlink r:id="rId31">
+        <w:r>
+          <w:rPr>
+            <w:lang w:val="zh_CN" w:bidi="zh_CN"/>
+          </w:rPr>
+          <w:rPr>
+            <w:color w:val="0000EE"/>
+            <w:u w:val="single"/>
+          </w:rPr>
+          <w:t>赦</w:t>
+        </w:r>
+      </w:hyperlink>
       <w:r>
         <w:rPr>
           <w:lang w:val="zh_CN" w:bidi="zh_CN"/>
@@ -539,36 +731,72 @@
         </w:rPr>
         <w:t>会幕本身被分成两部分。 第一部分被称为"圣所"。 只有祭司才能进入那个地方。 这个地方里有一张桌子，放着12个饼，祭司每周更换；一盏</w:t>
       </w:r>
-      <w:r>
-        <w:rPr>
-          <w:lang w:val="zh_CN" w:bidi="zh_CN"/>
-        </w:rPr>
-        <w:t>油灯</w:t>
-      </w:r>
-      <w:r>
-        <w:rPr>
-          <w:lang w:val="zh_CN" w:bidi="zh_CN"/>
-        </w:rPr>
-        <w:t>始终燃烧著，还有一座小祭坛，祭司在其上燃烧带香味的香料。 所有这些物品都是象征或图象，具有更大的意义。 祭司吃饼，可能象征著与神一起吃饭；这表明了人们可以与神保持良好的关系。 圣经中的油通常象征著</w:t>
-      </w:r>
-      <w:r>
-        <w:rPr>
-          <w:lang w:val="zh_CN" w:bidi="zh_CN"/>
-        </w:rPr>
-        <w:t>圣灵</w:t>
-      </w:r>
+      <w:hyperlink r:id="rId32">
+        <w:r>
+          <w:rPr>
+            <w:lang w:val="zh_CN" w:bidi="zh_CN"/>
+          </w:rPr>
+          <w:rPr>
+            <w:color w:val="0000EE"/>
+            <w:u w:val="single"/>
+          </w:rPr>
+          <w:t>油灯</w:t>
+        </w:r>
+      </w:hyperlink>
+      <w:r>
+        <w:rPr>
+          <w:lang w:val="zh_CN" w:bidi="zh_CN"/>
+        </w:rPr>
+        <w:t>始终燃烧著，还有一座小</w:t>
+      </w:r>
+      <w:hyperlink r:id="rId33">
+        <w:r>
+          <w:rPr>
+            <w:lang w:val="zh_CN" w:bidi="zh_CN"/>
+          </w:rPr>
+          <w:rPr>
+            <w:color w:val="0000EE"/>
+            <w:u w:val="single"/>
+          </w:rPr>
+          <w:t>祭坛</w:t>
+        </w:r>
+      </w:hyperlink>
+      <w:r>
+        <w:rPr>
+          <w:lang w:val="zh_CN" w:bidi="zh_CN"/>
+        </w:rPr>
+        <w:t>，祭司在其上燃烧带香味的香料。 所有这些物品都是象征或图象，具有更大的意义。 祭司吃饼，可能象征著与神一起吃饭；这表明了人们可以与神保持良好的关系。 圣经中的油通常象征著</w:t>
+      </w:r>
+      <w:hyperlink r:id="rId34">
+        <w:r>
+          <w:rPr>
+            <w:lang w:val="zh_CN" w:bidi="zh_CN"/>
+          </w:rPr>
+          <w:rPr>
+            <w:color w:val="0000EE"/>
+            <w:u w:val="single"/>
+          </w:rPr>
+          <w:t>圣灵</w:t>
+        </w:r>
+      </w:hyperlink>
       <w:r>
         <w:rPr>
           <w:lang w:val="zh_CN" w:bidi="zh_CN"/>
         </w:rPr>
         <w:t>，象征著神的大能。 因此，油灯象征著神与百姓同在。 香气中的香料象征著人们向神献上的</w:t>
       </w:r>
-      <w:r>
-        <w:rPr>
-          <w:lang w:val="zh_CN" w:bidi="zh_CN"/>
-        </w:rPr>
-        <w:t>祷告</w:t>
-      </w:r>
+      <w:hyperlink r:id="rId35">
+        <w:r>
+          <w:rPr>
+            <w:lang w:val="zh_CN" w:bidi="zh_CN"/>
+          </w:rPr>
+          <w:rPr>
+            <w:color w:val="0000EE"/>
+            <w:u w:val="single"/>
+          </w:rPr>
+          <w:t>祷告</w:t>
+        </w:r>
+      </w:hyperlink>
       <w:r>
         <w:rPr>
           <w:lang w:val="zh_CN" w:bidi="zh_CN"/>
@@ -587,14 +815,56 @@
         <w:rPr>
           <w:lang w:val="zh_CN" w:bidi="zh_CN"/>
         </w:rPr>
-        <w:t>圣所的尽头挂着一层沉重的幔子。 这幅幔子的后面是至圣所。 这个圣所内有木箱做成的约柜。 这是最神圣的地方，因为神自己就在这个地方。 只有大祭司，也就是最重要的祭司，才能进入这个地方，而且他每年只能进入一次。 这发生在"赎罪日"，也就是赦免的大日子。 即使以色列人一年中都请求神饶恕他们的罪，但每年都有一次，大祭司会为所有的人在过去一年不知不觉所犯的罪请求饶恕。 人们所犯的罪使会幕</w:t>
-      </w:r>
-      <w:r>
-        <w:rPr>
-          <w:lang w:val="zh_CN" w:bidi="zh_CN"/>
-        </w:rPr>
-        <w:t>不洁净</w:t>
-      </w:r>
+        <w:t>圣所的尽头挂着一层沉重的幔子。 这幅幔子的后面是至圣所。 这个圣所内有木箱做成的</w:t>
+      </w:r>
+      <w:hyperlink r:id="rId36">
+        <w:r>
+          <w:rPr>
+            <w:lang w:val="zh_CN" w:bidi="zh_CN"/>
+          </w:rPr>
+          <w:rPr>
+            <w:color w:val="0000EE"/>
+            <w:u w:val="single"/>
+          </w:rPr>
+          <w:t>约柜</w:t>
+        </w:r>
+      </w:hyperlink>
+      <w:r>
+        <w:rPr>
+          <w:lang w:val="zh_CN" w:bidi="zh_CN"/>
+        </w:rPr>
+        <w:t>。 这是最神圣的地方，因为神自己就在这个地方。 只有</w:t>
+      </w:r>
+      <w:hyperlink r:id="rId37">
+        <w:r>
+          <w:rPr>
+            <w:lang w:val="zh_CN" w:bidi="zh_CN"/>
+          </w:rPr>
+          <w:rPr>
+            <w:color w:val="0000EE"/>
+            <w:u w:val="single"/>
+          </w:rPr>
+          <w:t>大祭司</w:t>
+        </w:r>
+      </w:hyperlink>
+      <w:r>
+        <w:rPr>
+          <w:lang w:val="zh_CN" w:bidi="zh_CN"/>
+        </w:rPr>
+        <w:t>，也就是最重要的祭司，才能进入这个地方，而且他每年只能进入一次。 这发生在"赎罪日"，也就是赦免的大日子。 即使以色列人一年中都请求神饶恕他们的罪，但每年都有一次，大祭司会为所有的人在过去一年不知不觉所犯的罪请求饶恕。 人们所犯的罪使会幕</w:t>
+      </w:r>
+      <w:hyperlink r:id="rId22">
+        <w:r>
+          <w:rPr>
+            <w:lang w:val="zh_CN" w:bidi="zh_CN"/>
+          </w:rPr>
+          <w:rPr>
+            <w:color w:val="0000EE"/>
+            <w:u w:val="single"/>
+          </w:rPr>
+          <w:t>不洁净</w:t>
+        </w:r>
+      </w:hyperlink>
       <w:r>
         <w:rPr>
           <w:lang w:val="zh_CN" w:bidi="zh_CN"/>
@@ -681,12 +951,18 @@
         </w:rPr>
         <w:t>才能进入圣殿，只有大祭司才能穿过厚重的幔子，进入至圣所。 这一切都向人们表明了神是多么圣洁，祂是多么的不同，并且与人有所分别。 当耶稣死在</w:t>
       </w:r>
-      <w:r>
-        <w:rPr>
-          <w:lang w:val="zh_CN" w:bidi="zh_CN"/>
-        </w:rPr>
-        <w:t>十字架</w:t>
-      </w:r>
+      <w:hyperlink r:id="rId38">
+        <w:r>
+          <w:rPr>
+            <w:lang w:val="zh_CN" w:bidi="zh_CN"/>
+          </w:rPr>
+          <w:rPr>
+            <w:color w:val="0000EE"/>
+            <w:u w:val="single"/>
+          </w:rPr>
+          <w:t>十字架</w:t>
+        </w:r>
+      </w:hyperlink>
       <w:r>
         <w:rPr>
           <w:lang w:val="zh_CN" w:bidi="zh_CN"/>
@@ -719,7 +995,43 @@
         <w:rPr>
           <w:lang w:val="zh_CN" w:bidi="zh_CN"/>
         </w:rPr>
-        <w:t>保罗在他的信中告诉人们，教会，现在在耶稣里的信徒，就是神的圣殿。 信徒的团体是神在地上居住的地方，也是人们可以与神相遇的地方。</w:t>
+        <w:t>保罗在他的信中告诉人们，</w:t>
+      </w:r>
+      <w:hyperlink r:id="rId39">
+        <w:r>
+          <w:rPr>
+            <w:lang w:val="zh_CN" w:bidi="zh_CN"/>
+          </w:rPr>
+          <w:rPr>
+            <w:color w:val="0000EE"/>
+            <w:u w:val="single"/>
+          </w:rPr>
+          <w:t>教会</w:t>
+        </w:r>
+      </w:hyperlink>
+      <w:r>
+        <w:rPr>
+          <w:lang w:val="zh_CN" w:bidi="zh_CN"/>
+        </w:rPr>
+        <w:t>，现在在耶稣里的</w:t>
+      </w:r>
+      <w:hyperlink r:id="rId40">
+        <w:r>
+          <w:rPr>
+            <w:lang w:val="zh_CN" w:bidi="zh_CN"/>
+          </w:rPr>
+          <w:rPr>
+            <w:color w:val="0000EE"/>
+            <w:u w:val="single"/>
+          </w:rPr>
+          <w:t>信徒</w:t>
+        </w:r>
+      </w:hyperlink>
+      <w:r>
+        <w:rPr>
+          <w:lang w:val="zh_CN" w:bidi="zh_CN"/>
+        </w:rPr>
+        <w:t>，就是神的圣殿。 信徒的团体是神在地上居住的地方，也是人们可以与神相遇的地方。</w:t>
       </w:r>
     </w:p>
     <w:p>
@@ -833,7 +1145,25 @@
         <w:rPr>
           <w:lang w:val="zh_CN" w:bidi="zh_CN"/>
         </w:rPr>
-        <w:t>圣经也提到一些献给其他人所敬拜的神的圣殿，例如士师记中的大衮庙，或使徒行传中的亚底米庙。 这些圣殿与耶路撒冷的圣殿非常不同，并且总是包含偶像，即这些神的雕像。 神的圣殿没有雕像，因为神禁止人们制造神的形像。</w:t>
+        <w:t>圣经也提到一些献给其他人所敬拜的神的圣殿，例如士师记中的大衮庙，或使徒行传中的亚底米庙。 这些圣殿与耶路撒冷的圣殿非常不同，并且总是包含</w:t>
+      </w:r>
+      <w:hyperlink r:id="rId41">
+        <w:r>
+          <w:rPr>
+            <w:lang w:val="zh_CN" w:bidi="zh_CN"/>
+          </w:rPr>
+          <w:rPr>
+            <w:color w:val="0000EE"/>
+            <w:u w:val="single"/>
+          </w:rPr>
+          <w:t>偶像</w:t>
+        </w:r>
+      </w:hyperlink>
+      <w:r>
+        <w:rPr>
+          <w:lang w:val="zh_CN" w:bidi="zh_CN"/>
+        </w:rPr>
+        <w:t>，即这些神的雕像。 神的圣殿没有雕像，因为神禁止人们制造神的形像。</w:t>
       </w:r>
     </w:p>
     <w:p>
@@ -964,12 +1294,18 @@
         </w:rPr>
         <w:t>记住，你也需要一个不同的词来表示</w:t>
       </w:r>
-      <w:r>
-        <w:rPr>
-          <w:lang w:val="zh_CN" w:bidi="zh_CN"/>
-        </w:rPr>
-        <w:t>会幕</w:t>
-      </w:r>
+      <w:hyperlink r:id="rId23">
+        <w:r>
+          <w:rPr>
+            <w:lang w:val="zh_CN" w:bidi="zh_CN"/>
+          </w:rPr>
+          <w:rPr>
+            <w:color w:val="0000EE"/>
+            <w:u w:val="single"/>
+          </w:rPr>
+          <w:t>会幕</w:t>
+        </w:r>
+      </w:hyperlink>
       <w:r>
         <w:rPr>
           <w:lang w:val="zh_CN" w:bidi="zh_CN"/>
@@ -990,12 +1326,18 @@
         </w:rPr>
         <w:t>另外，要小心，不要让人们与你为</w:t>
       </w:r>
-      <w:r>
-        <w:rPr>
-          <w:lang w:val="zh_CN" w:bidi="zh_CN"/>
-        </w:rPr>
-        <w:t>会堂</w:t>
-      </w:r>
+      <w:hyperlink r:id="rId42">
+        <w:r>
+          <w:rPr>
+            <w:lang w:val="zh_CN" w:bidi="zh_CN"/>
+          </w:rPr>
+          <w:rPr>
+            <w:color w:val="0000EE"/>
+            <w:u w:val="single"/>
+          </w:rPr>
+          <w:t>会堂</w:t>
+        </w:r>
+      </w:hyperlink>
       <w:r>
         <w:rPr>
           <w:lang w:val="zh_CN" w:bidi="zh_CN"/>
@@ -1119,48 +1461,102 @@
         </w:rPr>
         <w:t>任何有神的地方都会成为圣洁的。 因为人是</w:t>
       </w:r>
-      <w:r>
-        <w:rPr>
-          <w:lang w:val="zh_CN" w:bidi="zh_CN"/>
-        </w:rPr>
-        <w:t>有罪的</w:t>
-      </w:r>
-      <w:r>
-        <w:rPr>
-          <w:lang w:val="zh_CN" w:bidi="zh_CN"/>
-        </w:rPr>
-        <w:t>，所以不能直接来到神面前。 如果他们这样做，神可能会杀了他们！ 在旧约中，神使以色列人有可能通过</w:t>
-      </w:r>
-      <w:r>
-        <w:rPr>
-          <w:lang w:val="zh_CN" w:bidi="zh_CN"/>
-        </w:rPr>
-        <w:t>圣殿</w:t>
-      </w:r>
-      <w:r>
-        <w:rPr>
-          <w:lang w:val="zh_CN" w:bidi="zh_CN"/>
-        </w:rPr>
-        <w:t>敬拜安全地来到祂面前。 如果人们遵守神赐给他们的关于如何接近神的规则，他们就会是安全的。 以色列人必须遵守某些仪式，才能在神面前被接纳。 这被称为"洁净自己"，或"变得</w:t>
-      </w:r>
-      <w:r>
-        <w:rPr>
-          <w:lang w:val="zh_CN" w:bidi="zh_CN"/>
-        </w:rPr>
-        <w:t>洁净</w:t>
-      </w:r>
+      <w:hyperlink r:id="rId21">
+        <w:r>
+          <w:rPr>
+            <w:lang w:val="zh_CN" w:bidi="zh_CN"/>
+          </w:rPr>
+          <w:rPr>
+            <w:color w:val="0000EE"/>
+            <w:u w:val="single"/>
+          </w:rPr>
+          <w:t>有罪的</w:t>
+        </w:r>
+      </w:hyperlink>
+      <w:r>
+        <w:rPr>
+          <w:lang w:val="zh_CN" w:bidi="zh_CN"/>
+        </w:rPr>
+        <w:t>，所以不能直接来到神面前。 如果他们这样做，神可能会杀了他们！ 在旧约中，神使</w:t>
+      </w:r>
+      <w:hyperlink r:id="rId16">
+        <w:r>
+          <w:rPr>
+            <w:lang w:val="zh_CN" w:bidi="zh_CN"/>
+          </w:rPr>
+          <w:rPr>
+            <w:color w:val="0000EE"/>
+            <w:u w:val="single"/>
+          </w:rPr>
+          <w:t>以色列人</w:t>
+        </w:r>
+      </w:hyperlink>
+      <w:r>
+        <w:rPr>
+          <w:lang w:val="zh_CN" w:bidi="zh_CN"/>
+        </w:rPr>
+        <w:t>有可能通过</w:t>
+      </w:r>
+      <w:hyperlink r:id="rId43">
+        <w:r>
+          <w:rPr>
+            <w:lang w:val="zh_CN" w:bidi="zh_CN"/>
+          </w:rPr>
+          <w:rPr>
+            <w:color w:val="0000EE"/>
+            <w:u w:val="single"/>
+          </w:rPr>
+          <w:t>圣殿</w:t>
+        </w:r>
+      </w:hyperlink>
+      <w:hyperlink r:id="rId14">
+        <w:r>
+          <w:rPr>
+            <w:lang w:val="zh_CN" w:bidi="zh_CN"/>
+          </w:rPr>
+          <w:rPr>
+            <w:color w:val="0000EE"/>
+            <w:u w:val="single"/>
+          </w:rPr>
+          <w:t>敬拜</w:t>
+        </w:r>
+      </w:hyperlink>
+      <w:r>
+        <w:rPr>
+          <w:lang w:val="zh_CN" w:bidi="zh_CN"/>
+        </w:rPr>
+        <w:t>安全地来到祂面前。 如果人们遵守神赐给他们的关于如何接近神的规则，他们就会是安全的。 以色列人必须遵守某些仪式，才能在神面前被接纳。 这被称为"洁净自己"，或"变得</w:t>
+      </w:r>
+      <w:hyperlink r:id="rId22">
+        <w:r>
+          <w:rPr>
+            <w:lang w:val="zh_CN" w:bidi="zh_CN"/>
+          </w:rPr>
+          <w:rPr>
+            <w:color w:val="0000EE"/>
+            <w:u w:val="single"/>
+          </w:rPr>
+          <w:t>洁净</w:t>
+        </w:r>
+      </w:hyperlink>
       <w:r>
         <w:rPr>
           <w:lang w:val="zh_CN" w:bidi="zh_CN"/>
         </w:rPr>
         <w:t>"。 这些仪式涉及洗澡、洗衣服，以及远离某些食物或活动。 人们也需要向神</w:t>
       </w:r>
-      <w:r>
-        <w:rPr>
-          <w:lang w:val="zh_CN" w:bidi="zh_CN"/>
-        </w:rPr>
-        <w:t>献祭</w:t>
-      </w:r>
+      <w:hyperlink r:id="rId30">
+        <w:r>
+          <w:rPr>
+            <w:lang w:val="zh_CN" w:bidi="zh_CN"/>
+          </w:rPr>
+          <w:rPr>
+            <w:color w:val="0000EE"/>
+            <w:u w:val="single"/>
+          </w:rPr>
+          <w:t>献祭</w:t>
+        </w:r>
+      </w:hyperlink>
       <w:r>
         <w:rPr>
           <w:lang w:val="zh_CN" w:bidi="zh_CN"/>
@@ -1181,17 +1577,59 @@
         </w:rPr>
         <w:t>神拣选了以色列人作祂圣洁的子民，为要事奉神。 因此，</w:t>
       </w:r>
-      <w:r>
-        <w:rPr>
-          <w:lang w:val="zh_CN" w:bidi="zh_CN"/>
-        </w:rPr>
-        <w:t>以色列人</w:t>
-      </w:r>
-      <w:r>
-        <w:rPr>
-          <w:lang w:val="zh_CN" w:bidi="zh_CN"/>
-        </w:rPr>
-        <w:t>必须与他们周围的其它国家不同。 为了成为圣洁，他们必须以正确的方式敬拜神。 他们也必须遵守神的诫命，其中包括以爱和公义彼此相待。</w:t>
+      <w:hyperlink r:id="rId44">
+        <w:r>
+          <w:rPr>
+            <w:lang w:val="zh_CN" w:bidi="zh_CN"/>
+          </w:rPr>
+          <w:rPr>
+            <w:color w:val="0000EE"/>
+            <w:u w:val="single"/>
+          </w:rPr>
+          <w:t>以色列人</w:t>
+        </w:r>
+      </w:hyperlink>
+      <w:r>
+        <w:rPr>
+          <w:lang w:val="zh_CN" w:bidi="zh_CN"/>
+        </w:rPr>
+        <w:t>必须与他们周围的其它国家不同。 为了成为圣洁，他们必须以正确的方式敬拜神。 他们也必须遵守神的</w:t>
+      </w:r>
+      <w:hyperlink r:id="rId45">
+        <w:r>
+          <w:rPr>
+            <w:lang w:val="zh_CN" w:bidi="zh_CN"/>
+          </w:rPr>
+          <w:rPr>
+            <w:color w:val="0000EE"/>
+            <w:u w:val="single"/>
+          </w:rPr>
+          <w:t>诫命</w:t>
+        </w:r>
+      </w:hyperlink>
+      <w:r>
+        <w:rPr>
+          <w:lang w:val="zh_CN" w:bidi="zh_CN"/>
+        </w:rPr>
+        <w:t>，其中包括以爱和</w:t>
+      </w:r>
+      <w:hyperlink r:id="rId46">
+        <w:r>
+          <w:rPr>
+            <w:lang w:val="zh_CN" w:bidi="zh_CN"/>
+          </w:rPr>
+          <w:rPr>
+            <w:color w:val="0000EE"/>
+            <w:u w:val="single"/>
+          </w:rPr>
+          <w:t>公义</w:t>
+        </w:r>
+      </w:hyperlink>
+      <w:r>
+        <w:rPr>
+          <w:lang w:val="zh_CN" w:bidi="zh_CN"/>
+        </w:rPr>
+        <w:t>彼此相待。</w:t>
       </w:r>
     </w:p>
     <w:p>
@@ -1229,12 +1667,18 @@
           <w:lang w:val="zh_CN" w:bidi="zh_CN"/>
         </w:rPr>
       </w:r>
-      <w:r>
-        <w:rPr>
-          <w:lang w:val="zh_CN" w:bidi="zh_CN"/>
-        </w:rPr>
-        <w:t>圣灵</w:t>
-      </w:r>
+      <w:hyperlink r:id="rId34">
+        <w:r>
+          <w:rPr>
+            <w:lang w:val="zh_CN" w:bidi="zh_CN"/>
+          </w:rPr>
+          <w:rPr>
+            <w:color w:val="0000EE"/>
+            <w:u w:val="single"/>
+          </w:rPr>
+          <w:t>圣灵</w:t>
+        </w:r>
+      </w:hyperlink>
       <w:r>
         <w:rPr>
           <w:lang w:val="zh_CN" w:bidi="zh_CN"/>
@@ -1253,7 +1697,25 @@
         <w:rPr>
           <w:lang w:val="zh_CN" w:bidi="zh_CN"/>
         </w:rPr>
-        <w:t>当人们开始信靠耶稣并接受圣灵时，他们也成为圣洁。 正如神呼召以色列人成为一群圣洁的子民一样，祂现在呼召祂所有的儿女也都成为圣洁的子民。 当人们开始跟随耶稣时，圣灵在他们的心中作工，改变他们，使他们变得越来越像耶稣，使他们越来越圣洁，或者为神的特殊目的而被分别。 圣灵的这项工作被称为成圣。</w:t>
+        <w:t>当人们开始信靠耶稣并接受圣灵时，他们也成为圣洁。 正如神呼召以色列人成为一群圣洁的子民一样，祂现在呼召祂所有的儿女也都成为圣洁的子民。 当人们开始跟随耶稣时，圣灵在他们的心中作工，改变他们，使他们变得越来越像耶稣，使他们越来越圣洁，或者为神的特殊目的而被分别。 圣灵的这项工作被称为</w:t>
+      </w:r>
+      <w:hyperlink r:id="rId47">
+        <w:r>
+          <w:rPr>
+            <w:lang w:val="zh_CN" w:bidi="zh_CN"/>
+          </w:rPr>
+          <w:rPr>
+            <w:color w:val="0000EE"/>
+            <w:u w:val="single"/>
+          </w:rPr>
+          <w:t>成圣</w:t>
+        </w:r>
+      </w:hyperlink>
+      <w:r>
+        <w:rPr>
+          <w:lang w:val="zh_CN" w:bidi="zh_CN"/>
+        </w:rPr>
+        <w:t>。</w:t>
       </w:r>
       <w:r>
         <w:rPr>
@@ -1363,12 +1825,18 @@
         </w:rPr>
         <w:t>神的圣灵是来自神的能力。 这种能力创造、赐予生命、施行</w:t>
       </w:r>
-      <w:r>
-        <w:rPr>
-          <w:lang w:val="zh_CN" w:bidi="zh_CN"/>
-        </w:rPr>
-        <w:t>神迹</w:t>
-      </w:r>
+      <w:hyperlink r:id="rId48">
+        <w:r>
+          <w:rPr>
+            <w:lang w:val="zh_CN" w:bidi="zh_CN"/>
+          </w:rPr>
+          <w:rPr>
+            <w:color w:val="0000EE"/>
+            <w:u w:val="single"/>
+          </w:rPr>
+          <w:t>神迹</w:t>
+        </w:r>
+      </w:hyperlink>
       <w:r>
         <w:rPr>
           <w:lang w:val="zh_CN" w:bidi="zh_CN"/>
@@ -1389,24 +1857,36 @@
         </w:rPr>
         <w:t>当神的圣灵降临在一个人的身上时，这个人就获得一种特殊的权柄或能力。 这可能意味着体力、特殊的</w:t>
       </w:r>
-      <w:r>
-        <w:rPr>
-          <w:lang w:val="zh_CN" w:bidi="zh_CN"/>
-        </w:rPr>
-        <w:t>智慧</w:t>
-      </w:r>
+      <w:hyperlink r:id="rId49">
+        <w:r>
+          <w:rPr>
+            <w:lang w:val="zh_CN" w:bidi="zh_CN"/>
+          </w:rPr>
+          <w:rPr>
+            <w:color w:val="0000EE"/>
+            <w:u w:val="single"/>
+          </w:rPr>
+          <w:t>智慧</w:t>
+        </w:r>
+      </w:hyperlink>
       <w:r>
         <w:rPr>
           <w:lang w:val="zh_CN" w:bidi="zh_CN"/>
         </w:rPr>
         <w:t>，或者清楚了解神的旨意。 圣灵将神的信息赐给</w:t>
       </w:r>
-      <w:r>
-        <w:rPr>
-          <w:lang w:val="zh_CN" w:bidi="zh_CN"/>
-        </w:rPr>
-        <w:t>先知</w:t>
-      </w:r>
+      <w:hyperlink r:id="rId50">
+        <w:r>
+          <w:rPr>
+            <w:lang w:val="zh_CN" w:bidi="zh_CN"/>
+          </w:rPr>
+          <w:rPr>
+            <w:color w:val="0000EE"/>
+            <w:u w:val="single"/>
+          </w:rPr>
+          <w:t>先知</w:t>
+        </w:r>
+      </w:hyperlink>
       <w:r>
         <w:rPr>
           <w:lang w:val="zh_CN" w:bidi="zh_CN"/>
@@ -1427,17 +1907,41 @@
         </w:rPr>
         <w:t>圣灵使人们有可能成为耶稣的追随者。 当人们开始跟随耶稣时，圣灵在他们的心中作工，帮助他们的行为越来越像耶稣，使他们越来越</w:t>
       </w:r>
-      <w:r>
-        <w:rPr>
-          <w:lang w:val="zh_CN" w:bidi="zh_CN"/>
-        </w:rPr>
-        <w:t>圣洁</w:t>
-      </w:r>
-      <w:r>
-        <w:rPr>
-          <w:lang w:val="zh_CN" w:bidi="zh_CN"/>
-        </w:rPr>
-        <w:t>。 圣灵的这项工作被称为成圣。</w:t>
+      <w:hyperlink r:id="rId20">
+        <w:r>
+          <w:rPr>
+            <w:lang w:val="zh_CN" w:bidi="zh_CN"/>
+          </w:rPr>
+          <w:rPr>
+            <w:color w:val="0000EE"/>
+            <w:u w:val="single"/>
+          </w:rPr>
+          <w:t>圣洁</w:t>
+        </w:r>
+      </w:hyperlink>
+      <w:r>
+        <w:rPr>
+          <w:lang w:val="zh_CN" w:bidi="zh_CN"/>
+        </w:rPr>
+        <w:t>。 圣灵的这项工作被称为</w:t>
+      </w:r>
+      <w:hyperlink r:id="rId47">
+        <w:r>
+          <w:rPr>
+            <w:lang w:val="zh_CN" w:bidi="zh_CN"/>
+          </w:rPr>
+          <w:rPr>
+            <w:color w:val="0000EE"/>
+            <w:u w:val="single"/>
+          </w:rPr>
+          <w:t>成圣</w:t>
+        </w:r>
+      </w:hyperlink>
+      <w:r>
+        <w:rPr>
+          <w:lang w:val="zh_CN" w:bidi="zh_CN"/>
+        </w:rPr>
+        <w:t>。</w:t>
       </w:r>
     </w:p>
     <w:p>
@@ -1453,36 +1957,72 @@
         </w:rPr>
         <w:t>圣灵不仅是一种能力，也是一个位格本身。 举例来说，我们知道这一点，因为圣经说使圣灵忧伤是可能的。 圣灵是三位一体的一部分，神是一位，但由三个位格组成。 父神、神子耶稣和圣灵是三个不同的位格，但祂们同为一位神。 我们看到当耶稣的</w:t>
       </w:r>
-      <w:r>
-        <w:rPr>
-          <w:lang w:val="zh_CN" w:bidi="zh_CN"/>
-        </w:rPr>
-        <w:t>洗礼</w:t>
-      </w:r>
+      <w:hyperlink r:id="rId51">
+        <w:r>
+          <w:rPr>
+            <w:lang w:val="zh_CN" w:bidi="zh_CN"/>
+          </w:rPr>
+          <w:rPr>
+            <w:color w:val="0000EE"/>
+            <w:u w:val="single"/>
+          </w:rPr>
+          <w:t>洗礼</w:t>
+        </w:r>
+      </w:hyperlink>
       <w:r>
         <w:rPr>
           <w:lang w:val="zh_CN" w:bidi="zh_CN"/>
         </w:rPr>
         <w:t>时，三位一体的三位成员都在，圣灵降临在耶稣身上，神的声音从</w:t>
       </w:r>
-      <w:r>
-        <w:rPr>
-          <w:lang w:val="zh_CN" w:bidi="zh_CN"/>
-        </w:rPr>
-        <w:t>天堂</w:t>
-      </w:r>
-      <w:r>
-        <w:rPr>
-          <w:lang w:val="zh_CN" w:bidi="zh_CN"/>
-        </w:rPr>
-        <w:t>说话，。 圣经并没有任何地方使用三位一体这个词，但教会在耶稣返回</w:t>
-      </w:r>
-      <w:r>
-        <w:rPr>
-          <w:lang w:val="zh_CN" w:bidi="zh_CN"/>
-        </w:rPr>
-        <w:t>天上</w:t>
-      </w:r>
+      <w:hyperlink r:id="rId26">
+        <w:r>
+          <w:rPr>
+            <w:lang w:val="zh_CN" w:bidi="zh_CN"/>
+          </w:rPr>
+          <w:rPr>
+            <w:color w:val="0000EE"/>
+            <w:u w:val="single"/>
+          </w:rPr>
+          <w:t>天堂</w:t>
+        </w:r>
+      </w:hyperlink>
+      <w:r>
+        <w:rPr>
+          <w:lang w:val="zh_CN" w:bidi="zh_CN"/>
+        </w:rPr>
+        <w:t>说话，。 圣经并没有任何地方使用三位一体这个词，但</w:t>
+      </w:r>
+      <w:hyperlink r:id="rId39">
+        <w:r>
+          <w:rPr>
+            <w:lang w:val="zh_CN" w:bidi="zh_CN"/>
+          </w:rPr>
+          <w:rPr>
+            <w:color w:val="0000EE"/>
+            <w:u w:val="single"/>
+          </w:rPr>
+          <w:t>教会</w:t>
+        </w:r>
+      </w:hyperlink>
+      <w:r>
+        <w:rPr>
+          <w:lang w:val="zh_CN" w:bidi="zh_CN"/>
+        </w:rPr>
+        <w:t>在耶稣返回</w:t>
+      </w:r>
+      <w:hyperlink r:id="rId26">
+        <w:r>
+          <w:rPr>
+            <w:lang w:val="zh_CN" w:bidi="zh_CN"/>
+          </w:rPr>
+          <w:rPr>
+            <w:color w:val="0000EE"/>
+            <w:u w:val="single"/>
+          </w:rPr>
+          <w:t>天上</w:t>
+        </w:r>
+      </w:hyperlink>
       <w:r>
         <w:rPr>
           <w:lang w:val="zh_CN" w:bidi="zh_CN"/>
